--- a/Rayyan_Ahmed_Resume 2026.docx
+++ b/Rayyan_Ahmed_Resume 2026.docx
@@ -8,18 +8,28 @@
         <w:ind w:left="0" w:right="29" w:firstLine="0"/>
         <w:jc w:val="center"/>
       </w:pPr>
+      <w:r>
+        <w:fldChar w:fldCharType="begin"/>
+      </w:r>
+      <w:r>
+        <w:instrText>HYPERLINK "https://rayyan-portfolio-mu.vercel.app/" \h</w:instrText>
+      </w:r>
+      <w:r>
+        <w:fldChar w:fldCharType="separate"/>
+      </w:r>
+      <w:r>
+        <w:rPr>
+          <w:b/>
+          <w:color w:val="467886"/>
+          <w:sz w:val="32"/>
+          <w:u w:val="single" w:color="467886"/>
+        </w:rPr>
+        <w:t>Rayyan Ahmed</w:t>
+      </w:r>
+      <w:r>
+        <w:fldChar w:fldCharType="end"/>
+      </w:r>
       <w:hyperlink r:id="rId5">
-        <w:r>
-          <w:rPr>
-            <w:b/>
-            <w:color w:val="467886"/>
-            <w:sz w:val="32"/>
-            <w:u w:val="single" w:color="467886"/>
-          </w:rPr>
-          <w:t>Rayyan Ahmed</w:t>
-        </w:r>
-      </w:hyperlink>
-      <w:hyperlink r:id="rId6">
         <w:r>
           <w:t xml:space="preserve"> </w:t>
         </w:r>
@@ -118,7 +128,7 @@
         </w:rPr>
         <w:t>| +92 3429519234 |</w:t>
       </w:r>
-      <w:hyperlink r:id="rId7">
+      <w:hyperlink r:id="rId6">
         <w:r>
           <w:rPr>
             <w:sz w:val="22"/>
@@ -126,7 +136,7 @@
           <w:t xml:space="preserve"> </w:t>
         </w:r>
       </w:hyperlink>
-      <w:hyperlink r:id="rId8">
+      <w:hyperlink r:id="rId7">
         <w:r>
           <w:rPr>
             <w:color w:val="0070C0"/>
@@ -135,7 +145,7 @@
           <w:t xml:space="preserve"> </w:t>
         </w:r>
       </w:hyperlink>
-      <w:hyperlink r:id="rId9">
+      <w:hyperlink r:id="rId8">
         <w:r>
           <w:rPr>
             <w:color w:val="467886"/>
@@ -145,7 +155,7 @@
           <w:t>LinkedIn</w:t>
         </w:r>
       </w:hyperlink>
-      <w:hyperlink r:id="rId10">
+      <w:hyperlink r:id="rId9">
         <w:r>
           <w:rPr>
             <w:color w:val="0070C0"/>
@@ -154,7 +164,7 @@
           <w:t xml:space="preserve"> </w:t>
         </w:r>
       </w:hyperlink>
-      <w:hyperlink r:id="rId11">
+      <w:hyperlink r:id="rId10">
         <w:r>
           <w:rPr>
             <w:color w:val="0070C0"/>
@@ -163,7 +173,7 @@
           <w:t xml:space="preserve">| </w:t>
         </w:r>
       </w:hyperlink>
-      <w:hyperlink r:id="rId12">
+      <w:hyperlink r:id="rId11">
         <w:r>
           <w:rPr>
             <w:color w:val="467886"/>
@@ -173,7 +183,7 @@
           <w:t>GitHub</w:t>
         </w:r>
       </w:hyperlink>
-      <w:hyperlink r:id="rId13">
+      <w:hyperlink r:id="rId12">
         <w:r>
           <w:t xml:space="preserve"> </w:t>
         </w:r>
@@ -202,13 +212,35 @@
         <w:jc w:val="left"/>
       </w:pPr>
       <w:r>
-        <w:t>AI Engineer and Data Scientist with deep expertise in Retrieval-Augmented Generation (RAG), AI agents, and Model Context Protocol (MCP). I specialize in designing machine-learning systems, building end-to-end NLP pipelines, and deploying high</w:t>
+        <w:rPr>
+          <w:b/>
+          <w:bCs/>
+        </w:rPr>
+        <w:t>AI Engineer</w:t>
+      </w:r>
+      <w:r>
+        <w:t xml:space="preserve"> specializing in RAG pipelines, AI agents, and Model Context Protocol (</w:t>
+      </w:r>
+      <w:r>
+        <w:t>MCP) with</w:t>
+      </w:r>
+      <w:r>
+        <w:t xml:space="preserve"> hands-on experience deploying LLM-powered automation in healthcare.</w:t>
       </w:r>
       <w:r>
         <w:t xml:space="preserve"> </w:t>
       </w:r>
       <w:r>
-        <w:t>performance LLM solutions—both cloud-based and local inference.</w:t>
+        <w:t>Delivered real impact in healthcare by cutting billing workload by 10% and improving accuracy by 8%.</w:t>
+      </w:r>
+      <w:r>
+        <w:t xml:space="preserve"> </w:t>
+      </w:r>
+      <w:r>
+        <w:t>Skilled at building practical applications, coordinating smart systems, and delivering dependable solutions. Active open-source builder with 50+ projects, turning complex ideas into practical solutions</w:t>
+      </w:r>
+      <w:r>
+        <w:t>.</w:t>
       </w:r>
     </w:p>
     <w:p>
@@ -218,64 +250,99 @@
         <w:jc w:val="left"/>
       </w:pPr>
       <w:r>
-        <w:t xml:space="preserve">I have a proven track record of delivering measurable business impact: reducing manual workload by </w:t>
-      </w:r>
-      <w:r>
-        <w:rPr>
-          <w:b/>
-          <w:bCs/>
-        </w:rPr>
-        <w:t>15%</w:t>
-      </w:r>
-      <w:r>
-        <w:t xml:space="preserve"> through LLM</w:t>
-      </w:r>
-      <w:r>
-        <w:t xml:space="preserve"> </w:t>
-      </w:r>
-      <w:r>
-        <w:t>browser automation at Nobility</w:t>
-      </w:r>
-      <w:r>
-        <w:t xml:space="preserve"> </w:t>
-      </w:r>
-      <w:r>
-        <w:t xml:space="preserve">and improving fraud-detection precision by </w:t>
-      </w:r>
-      <w:r>
-        <w:rPr>
-          <w:b/>
-          <w:bCs/>
-        </w:rPr>
-        <w:t>22%</w:t>
-      </w:r>
-      <w:r>
-        <w:t xml:space="preserve"> at Digital Empowerment Network.</w:t>
+        <w:rPr>
+          <w:b/>
+          <w:color w:val="0070C0"/>
+          <w:sz w:val="26"/>
+        </w:rPr>
+        <w:t xml:space="preserve">SKILLS: </w:t>
       </w:r>
     </w:p>
     <w:p>
       <w:pPr>
-        <w:spacing w:after="0" w:line="259" w:lineRule="auto"/>
-        <w:ind w:left="19" w:right="0" w:hanging="10"/>
-        <w:jc w:val="left"/>
-      </w:pPr>
-      <w:r>
-        <w:t>Skilled in developing secure, compliant (HIPAA/GDPR-ready) AI software, I combine strong engineering capabilities with practical problem-solving, enabling organizations to leverage AI responsibly, efficiently, and at scale.</w:t>
+        <w:spacing w:after="0"/>
+        <w:ind w:left="9" w:right="3" w:firstLine="0"/>
+      </w:pPr>
+      <w:r>
+        <w:rPr>
+          <w:b/>
+        </w:rPr>
+        <w:t>Languages</w:t>
+      </w:r>
+      <w:r>
+        <w:rPr>
+          <w:b/>
+        </w:rPr>
+        <w:t xml:space="preserve"> and Frameworks</w:t>
+      </w:r>
+      <w:r>
+        <w:t xml:space="preserve">: </w:t>
+      </w:r>
+      <w:r>
+        <w:t>Python</w:t>
+      </w:r>
+      <w:r>
+        <w:t>, Java, C++</w:t>
+      </w:r>
+      <w:r>
+        <w:t xml:space="preserve">, </w:t>
+      </w:r>
+      <w:r>
+        <w:t>Py</w:t>
+      </w:r>
+      <w:r>
+        <w:t xml:space="preserve"> </w:t>
+      </w:r>
+      <w:r>
+        <w:t>Torch, TensorFlow, Transformers (Hugging Face), Fast API</w:t>
       </w:r>
     </w:p>
     <w:p>
       <w:pPr>
-        <w:spacing w:after="0" w:line="259" w:lineRule="auto"/>
-        <w:ind w:left="19" w:right="0" w:hanging="10"/>
-        <w:jc w:val="left"/>
-      </w:pPr>
-      <w:r>
-        <w:rPr>
-          <w:b/>
-          <w:color w:val="0070C0"/>
-          <w:sz w:val="26"/>
-        </w:rPr>
-        <w:t xml:space="preserve">SKILLS: </w:t>
+        <w:spacing w:after="0"/>
+        <w:ind w:left="9" w:right="3" w:firstLine="0"/>
+      </w:pPr>
+      <w:r>
+        <w:rPr>
+          <w:b/>
+        </w:rPr>
+        <w:t>AI</w:t>
+      </w:r>
+      <w:r>
+        <w:t xml:space="preserve">: </w:t>
+      </w:r>
+      <w:r>
+        <w:t xml:space="preserve">RAG, AI Agents, </w:t>
+      </w:r>
+      <w:r>
+        <w:t>Agentic Engineering</w:t>
+      </w:r>
+      <w:r>
+        <w:t>, Context Management</w:t>
+      </w:r>
+      <w:r>
+        <w:t xml:space="preserve">, </w:t>
+      </w:r>
+      <w:r>
+        <w:t xml:space="preserve">Model Context Protocol (MCP), Fine-Tuning (Lora, </w:t>
+      </w:r>
+      <w:r>
+        <w:t xml:space="preserve">Q </w:t>
+      </w:r>
+      <w:r>
+        <w:t>Lora), Prompt Engineering, Lang Chain, Lang Graph, Crew</w:t>
+      </w:r>
+      <w:r>
+        <w:t xml:space="preserve"> </w:t>
+      </w:r>
+      <w:r>
+        <w:t xml:space="preserve">AI, llama.cpp, </w:t>
+      </w:r>
+      <w:r>
+        <w:t>V</w:t>
+      </w:r>
+      <w:r>
+        <w:t>LLM</w:t>
       </w:r>
     </w:p>
     <w:p>
@@ -287,49 +354,19 @@
         <w:rPr>
           <w:b/>
         </w:rPr>
-        <w:t>Programming Languages</w:t>
-      </w:r>
-      <w:r>
-        <w:t xml:space="preserve">: </w:t>
-      </w:r>
-      <w:r>
-        <w:t>Python, SQL</w:t>
-      </w:r>
-      <w:r>
-        <w:t xml:space="preserve">, Java, C++ </w:t>
-      </w:r>
-    </w:p>
-    <w:p>
-      <w:pPr>
-        <w:spacing w:after="0"/>
-        <w:ind w:left="9" w:right="3" w:firstLine="0"/>
-      </w:pPr>
-      <w:r>
-        <w:rPr>
-          <w:b/>
-        </w:rPr>
-        <w:t>AI</w:t>
-      </w:r>
-      <w:r>
-        <w:t xml:space="preserve">: </w:t>
-      </w:r>
-      <w:r>
-        <w:t>LLMs, RAG, AI Agents, MCP, NLP, Deep Learning, Fine-Tuning</w:t>
-      </w:r>
-      <w:r>
-        <w:t>, Inference, Py Torch, Transformers, MLOPS, Vectors</w:t>
-      </w:r>
-    </w:p>
-    <w:p>
-      <w:pPr>
-        <w:spacing w:after="0"/>
-        <w:ind w:left="9" w:right="3" w:firstLine="0"/>
-      </w:pPr>
-      <w:r>
-        <w:rPr>
-          <w:b/>
-        </w:rPr>
-        <w:t>Databases and Cloud Services:</w:t>
+        <w:t>Databases and Cloud Services</w:t>
+      </w:r>
+      <w:r>
+        <w:rPr>
+          <w:b/>
+        </w:rPr>
+        <w:t xml:space="preserve"> Infra</w:t>
+      </w:r>
+      <w:r>
+        <w:rPr>
+          <w:b/>
+        </w:rPr>
+        <w:t>:</w:t>
       </w:r>
       <w:r>
         <w:t xml:space="preserve"> </w:t>
@@ -341,10 +378,19 @@
         <w:t xml:space="preserve"> DB</w:t>
       </w:r>
       <w:r>
+        <w:t>, F</w:t>
+      </w:r>
+      <w:r>
+        <w:t>AISS</w:t>
+      </w:r>
+      <w:r>
         <w:t>, MySQL, PostgreSQL, MongoDB</w:t>
       </w:r>
       <w:r>
         <w:t>, Azure, AWS, GCP</w:t>
+      </w:r>
+      <w:r>
+        <w:t>, Docker, K8s</w:t>
       </w:r>
     </w:p>
     <w:p>
@@ -471,197 +517,203 @@
           <w:b/>
           <w:bCs/>
         </w:rPr>
-        <w:t>Multi-Agent</w:t>
+        <w:t xml:space="preserve">Multi-Agentic </w:t>
       </w:r>
       <w:r>
         <w:rPr>
           <w:b/>
           <w:bCs/>
         </w:rPr>
-        <w:t>ic RAG</w:t>
+        <w:t>Medical Coding Agent</w:t>
       </w:r>
       <w:r>
         <w:rPr>
           <w:b/>
           <w:bCs/>
         </w:rPr>
-        <w:t xml:space="preserve"> Document Analysis</w:t>
+        <w:t xml:space="preserve"> </w:t>
       </w:r>
       <w:r>
         <w:rPr>
           <w:b/>
           <w:bCs/>
         </w:rPr>
-        <w:t xml:space="preserve"> </w:t>
+        <w:t xml:space="preserve">      </w:t>
       </w:r>
       <w:r>
         <w:rPr>
           <w:b/>
           <w:bCs/>
         </w:rPr>
-        <w:t xml:space="preserve">      </w:t>
+        <w:t xml:space="preserve">  </w:t>
+      </w:r>
+      <w:r>
+        <w:t xml:space="preserve">     </w:t>
       </w:r>
       <w:r>
         <w:rPr>
           <w:b/>
           <w:bCs/>
         </w:rPr>
-        <w:t xml:space="preserve">  </w:t>
-      </w:r>
-      <w:r>
-        <w:t xml:space="preserve">     </w:t>
+        <w:t>Multi-Agent Orchestration, Crew AI, Vector Search, Local LLM</w:t>
       </w:r>
       <w:r>
         <w:rPr>
           <w:b/>
           <w:bCs/>
         </w:rPr>
-        <w:t>Multi-Agent Orchestration</w:t>
-      </w:r>
-      <w:r>
-        <w:rPr>
-          <w:b/>
-          <w:bCs/>
-        </w:rPr>
-        <w:t>, Crew AI,</w:t>
-      </w:r>
-      <w:r>
-        <w:rPr>
-          <w:b/>
-          <w:bCs/>
-        </w:rPr>
-        <w:t xml:space="preserve"> Vector Search</w:t>
-      </w:r>
-      <w:r>
-        <w:rPr>
-          <w:b/>
-          <w:bCs/>
-        </w:rPr>
-        <w:t>,</w:t>
-      </w:r>
-      <w:r>
-        <w:rPr>
-          <w:b/>
-          <w:bCs/>
-        </w:rPr>
-        <w:t xml:space="preserve"> Local LLM</w:t>
-      </w:r>
-      <w:r>
-        <w:rPr>
-          <w:b/>
-          <w:bCs/>
-        </w:rPr>
-        <w:t>,</w:t>
-      </w:r>
-      <w:r>
-        <w:rPr>
-          <w:b/>
-          <w:bCs/>
-        </w:rPr>
-        <w:t xml:space="preserve"> </w:t>
-      </w:r>
-      <w:r>
-        <w:rPr>
-          <w:b/>
-          <w:bCs/>
-        </w:rPr>
-        <w:t>Cuda</w:t>
+        <w:t xml:space="preserve"> Inference</w:t>
       </w:r>
     </w:p>
     <w:p>
       <w:pPr>
+        <w:pStyle w:val="ListParagraph"/>
         <w:ind w:left="369" w:right="3" w:firstLine="0"/>
       </w:pPr>
       <w:r>
-        <w:t xml:space="preserve">An AI-powered document processing application using 5 specialized </w:t>
-      </w:r>
-      <w:r>
-        <w:t>AI A</w:t>
-      </w:r>
-      <w:r>
-        <w:t>gents (</w:t>
-      </w:r>
-      <w:r>
-        <w:t>Crew AI</w:t>
-      </w:r>
-      <w:r>
-        <w:t xml:space="preserve">) and hybrid RAG </w:t>
-      </w:r>
-      <w:r>
-        <w:t>pipeline</w:t>
-      </w:r>
-      <w:r>
-        <w:t xml:space="preserve"> (</w:t>
-      </w:r>
-      <w:r>
-        <w:t>FAISS</w:t>
-      </w:r>
-      <w:r>
-        <w:t xml:space="preserve"> DB</w:t>
-      </w:r>
-      <w:r>
-        <w:t xml:space="preserve"> vector</w:t>
-      </w:r>
-      <w:r>
-        <w:t>s</w:t>
-      </w:r>
-      <w:r>
-        <w:t xml:space="preserve"> + BM25) with local LLM inference (</w:t>
-      </w:r>
-      <w:r>
-        <w:t>llama</w:t>
-      </w:r>
-      <w:r>
-        <w:t>-</w:t>
-      </w:r>
-      <w:r>
-        <w:t>CPP</w:t>
-      </w:r>
-      <w:r>
-        <w:t xml:space="preserve">). </w:t>
-      </w:r>
-      <w:r>
-        <w:t>Pa</w:t>
-      </w:r>
-      <w:r>
-        <w:t>rses</w:t>
-      </w:r>
-      <w:r>
-        <w:t xml:space="preserve"> PDFs</w:t>
-      </w:r>
-      <w:r>
-        <w:t xml:space="preserve"> to textual </w:t>
-      </w:r>
-      <w:r>
-        <w:t>format</w:t>
+        <w:t xml:space="preserve">Doctors write </w:t>
+      </w:r>
+      <w:r>
+        <w:t>notes</w:t>
+      </w:r>
+      <w:r>
+        <w:t xml:space="preserve">, </w:t>
+      </w:r>
+      <w:r>
+        <w:t>someone</w:t>
+      </w:r>
+      <w:r>
+        <w:t xml:space="preserve"> </w:t>
+      </w:r>
+      <w:proofErr w:type="gramStart"/>
+      <w:r>
+        <w:t>has to</w:t>
+      </w:r>
+      <w:proofErr w:type="gramEnd"/>
+      <w:r>
+        <w:t xml:space="preserve"> turn those into billing codes. That process is slow, expensive, and </w:t>
+      </w:r>
+      <w:r>
+        <w:t>error prone</w:t>
+      </w:r>
+      <w:r>
+        <w:t xml:space="preserve">. Built an end-to-end system that reads clinical documents using </w:t>
+      </w:r>
+      <w:proofErr w:type="gramStart"/>
+      <w:r>
+        <w:t>a</w:t>
+      </w:r>
+      <w:proofErr w:type="gramEnd"/>
+      <w:r>
+        <w:t xml:space="preserve"> </w:t>
+      </w:r>
+      <w:r>
+        <w:t>AI Agents</w:t>
+      </w:r>
+      <w:r>
+        <w:t xml:space="preserve"> with </w:t>
+      </w:r>
+      <w:r>
+        <w:t>a Language</w:t>
+      </w:r>
+      <w:r>
+        <w:t xml:space="preserve"> Model, extracts the correct ICD-10/CPT/HCPCS codes with confidence scores, and validates results through a 3-layer anti-hallucination system (dual-pass extraction + pattern detection + cross-field rules). Fine-tuned Phi-3 for medical coding, published on Hugging Face. Runs 100% locally on CUDA</w:t>
       </w:r>
       <w:r>
         <w:t>,</w:t>
       </w:r>
       <w:r>
-        <w:t xml:space="preserve"> generates embeddings, performs semantic search, and produces automated analysis reports</w:t>
-      </w:r>
-      <w:r>
-        <w:t xml:space="preserve"> (</w:t>
-      </w:r>
-      <w:r>
-        <w:t>report lab</w:t>
-      </w:r>
-      <w:r>
-        <w:t>)</w:t>
-      </w:r>
-      <w:r>
-        <w:t xml:space="preserve"> through sequential agent workflows.</w:t>
+        <w:t xml:space="preserve"> no patient data ever leaves the system.</w:t>
+      </w:r>
+      <w:r>
+        <w:t xml:space="preserve"> HIPAA compliant.</w:t>
       </w:r>
     </w:p>
     <w:p>
       <w:pPr>
         <w:pStyle w:val="ListParagraph"/>
+        <w:numPr>
+          <w:ilvl w:val="0"/>
+          <w:numId w:val="17"/>
+        </w:numPr>
+        <w:spacing w:after="23" w:line="259" w:lineRule="auto"/>
+        <w:ind w:right="3"/>
+      </w:pPr>
+      <w:hyperlink r:id="rId13" w:history="1">
+        <w:r>
+          <w:rPr>
+            <w:rStyle w:val="Hyperlink"/>
+            <w:b/>
+            <w:bCs/>
+          </w:rPr>
+          <w:t>Agentic Document Extraction</w:t>
+        </w:r>
+      </w:hyperlink>
+      <w:r>
+        <w:t xml:space="preserve"> </w:t>
+      </w:r>
+      <w:r>
+        <w:t xml:space="preserve">                      </w:t>
+      </w:r>
+      <w:r>
+        <w:t xml:space="preserve">             </w:t>
+      </w:r>
+      <w:r>
+        <w:t xml:space="preserve"> </w:t>
+      </w:r>
+      <w:r>
+        <w:rPr>
+          <w:b/>
+          <w:bCs/>
+        </w:rPr>
+        <w:t xml:space="preserve">PDF Preprocessing, </w:t>
+      </w:r>
+      <w:r>
+        <w:rPr>
+          <w:b/>
+          <w:bCs/>
+        </w:rPr>
+        <w:t>VLM (Qwen3-VL), Lang</w:t>
+      </w:r>
+      <w:r>
+        <w:rPr>
+          <w:b/>
+          <w:bCs/>
+        </w:rPr>
+        <w:t xml:space="preserve"> </w:t>
+      </w:r>
+      <w:r>
+        <w:rPr>
+          <w:b/>
+          <w:bCs/>
+        </w:rPr>
+        <w:t>Graph, Mem0, Celery</w:t>
+      </w:r>
+      <w:r>
+        <w:t xml:space="preserve"> </w:t>
+      </w:r>
+    </w:p>
+    <w:p>
+      <w:pPr>
+        <w:pStyle w:val="ListParagraph"/>
+        <w:spacing w:after="23" w:line="259" w:lineRule="auto"/>
+        <w:ind w:left="370" w:right="3" w:firstLine="0"/>
+      </w:pPr>
+      <w:r>
+        <w:t>OCR tools choke on messy scans — broken tables, mixed layouts, multiple records per page. Built an enterprise extraction system that auto-detects document type, generates adaptive schemas on the fly (zero-shot), and extracts multiple records per page using a local VLM. Features cross-page duplicate detection, checkpoint/resume for large batches, parallel processing (4x speedup), and consolidated Excel + JSON + Markdown exports. Integrates Mem0 for persistent memory</w:t>
+      </w:r>
+      <w:r>
+        <w:t>.</w:t>
+      </w:r>
+    </w:p>
+    <w:p>
+      <w:pPr>
         <w:numPr>
           <w:ilvl w:val="0"/>
           <w:numId w:val="1"/>
         </w:numPr>
-        <w:ind w:right="3"/>
+        <w:spacing w:after="23" w:line="259" w:lineRule="auto"/>
+        <w:ind w:right="3" w:hanging="360"/>
       </w:pPr>
       <w:hyperlink r:id="rId14" w:history="1">
         <w:r>
@@ -670,164 +722,22 @@
             <w:b/>
             <w:bCs/>
           </w:rPr>
-          <w:t>OCR-App</w:t>
+          <w:t>Auto Apply</w:t>
+        </w:r>
+        <w:r>
+          <w:rPr>
+            <w:rStyle w:val="Hyperlink"/>
+            <w:b/>
+            <w:bCs/>
+          </w:rPr>
+          <w:t xml:space="preserve"> AI</w:t>
         </w:r>
       </w:hyperlink>
-      <w:r>
-        <w:t xml:space="preserve"> </w:t>
-      </w:r>
-      <w:r>
-        <w:t xml:space="preserve">                                                             </w:t>
-      </w:r>
-      <w:r>
-        <w:t xml:space="preserve"> </w:t>
-      </w:r>
-      <w:r>
-        <w:t xml:space="preserve">       </w:t>
-      </w:r>
-      <w:r>
-        <w:rPr>
-          <w:b/>
-          <w:bCs/>
-        </w:rPr>
-        <w:t>PDF</w:t>
-      </w:r>
-      <w:r>
-        <w:rPr>
-          <w:b/>
-          <w:bCs/>
-        </w:rPr>
-        <w:t xml:space="preserve"> Preprocessing</w:t>
-      </w:r>
-      <w:r>
-        <w:rPr>
-          <w:b/>
-          <w:bCs/>
-        </w:rPr>
-        <w:t>, VLM,</w:t>
-      </w:r>
-      <w:r>
-        <w:rPr>
-          <w:b/>
-          <w:bCs/>
-        </w:rPr>
-        <w:t xml:space="preserve"> Table Extraction</w:t>
-      </w:r>
-      <w:r>
-        <w:rPr>
-          <w:b/>
-          <w:bCs/>
-        </w:rPr>
-        <w:t>,</w:t>
-      </w:r>
-      <w:r>
-        <w:rPr>
-          <w:b/>
-          <w:bCs/>
-        </w:rPr>
-        <w:t xml:space="preserve"> HIPAA Compliance</w:t>
-      </w:r>
-      <w:r>
-        <w:rPr>
-          <w:b/>
-          <w:bCs/>
-        </w:rPr>
-        <w:t xml:space="preserve">, </w:t>
-      </w:r>
-      <w:r>
-        <w:rPr>
-          <w:b/>
-          <w:bCs/>
-        </w:rPr>
-        <w:t>Tesseract</w:t>
-      </w:r>
-    </w:p>
-    <w:p>
-      <w:pPr>
-        <w:pStyle w:val="ListParagraph"/>
-        <w:ind w:left="369" w:right="3" w:firstLine="0"/>
-      </w:pPr>
-      <w:r>
-        <w:t>O</w:t>
-      </w:r>
-      <w:r>
-        <w:t xml:space="preserve">ptical </w:t>
-      </w:r>
-      <w:r>
-        <w:t>C</w:t>
-      </w:r>
-      <w:r>
-        <w:t xml:space="preserve">haracter </w:t>
-      </w:r>
-      <w:r>
-        <w:t>R</w:t>
-      </w:r>
-      <w:r>
-        <w:t>ecognition combining </w:t>
-      </w:r>
-      <w:r>
-        <w:t>multiple OCR engines</w:t>
-      </w:r>
-      <w:r>
-        <w:t> (OCRPDF + Tesseract.js) with </w:t>
-      </w:r>
-      <w:r>
-        <w:t>AI-</w:t>
-      </w:r>
-      <w:r>
-        <w:t>powered (VLM)</w:t>
-      </w:r>
-      <w:r>
-        <w:t xml:space="preserve"> accuracy enhancement </w:t>
-      </w:r>
-      <w:r>
-        <w:t xml:space="preserve">and intelligent preprocessing (skew, noise reduction, contrast adjustment). </w:t>
-      </w:r>
-      <w:r>
-        <w:t xml:space="preserve">Convert the PDF to same a searchable and retrievable format </w:t>
-      </w:r>
-      <w:r>
-        <w:t xml:space="preserve">without any loss of data or quality, </w:t>
-      </w:r>
-      <w:r>
-        <w:t xml:space="preserve">Features table extraction and </w:t>
-      </w:r>
-      <w:r>
-        <w:t>Parallel</w:t>
-      </w:r>
-      <w:r>
-        <w:t xml:space="preserve"> document processing with </w:t>
-      </w:r>
-      <w:r>
-        <w:t>improved</w:t>
-      </w:r>
-      <w:r>
-        <w:t xml:space="preserve"> accuracy rates and HIPAA-compliant security.</w:t>
-      </w:r>
-    </w:p>
-    <w:p>
-      <w:pPr>
-        <w:numPr>
-          <w:ilvl w:val="0"/>
-          <w:numId w:val="1"/>
-        </w:numPr>
-        <w:spacing w:after="23" w:line="259" w:lineRule="auto"/>
-        <w:ind w:right="3" w:hanging="360"/>
-      </w:pPr>
       <w:hyperlink r:id="rId15">
         <w:r>
           <w:rPr>
             <w:b/>
-            <w:color w:val="467886"/>
-            <w:u w:val="single" w:color="467886"/>
-          </w:rPr>
-          <w:t xml:space="preserve">Speech Emotion Classification </w:t>
-        </w:r>
-      </w:hyperlink>
-      <w:hyperlink r:id="rId16">
-        <w:r>
-          <w:rPr>
-            <w:b/>
+            <w:bCs/>
           </w:rPr>
           <w:t xml:space="preserve">  </w:t>
         </w:r>
@@ -835,8 +745,12 @@
       <w:r>
         <w:rPr>
           <w:b/>
-        </w:rPr>
-        <w:t xml:space="preserve">                                       </w:t>
+          <w:bCs/>
+        </w:rPr>
+        <w:t xml:space="preserve">                      </w:t>
+      </w:r>
+      <w:r>
+        <w:t xml:space="preserve">             </w:t>
       </w:r>
       <w:r>
         <w:rPr>
@@ -848,40 +762,14 @@
         <w:rPr>
           <w:b/>
         </w:rPr>
-        <w:t xml:space="preserve">   </w:t>
-      </w:r>
-      <w:r>
-        <w:rPr>
-          <w:b/>
-        </w:rPr>
-        <w:t xml:space="preserve">     </w:t>
-      </w:r>
-      <w:hyperlink r:id="rId17">
-        <w:r>
-          <w:rPr>
-            <w:b/>
-          </w:rPr>
-          <w:t xml:space="preserve">| </w:t>
-        </w:r>
-      </w:hyperlink>
-      <w:hyperlink r:id="rId18">
-        <w:r>
-          <w:rPr>
-            <w:b/>
-            <w:color w:val="467886"/>
-            <w:u w:val="single" w:color="467886"/>
-          </w:rPr>
-          <w:t>Link</w:t>
-        </w:r>
-      </w:hyperlink>
-      <w:hyperlink r:id="rId19">
-        <w:r>
-          <w:rPr>
-            <w:b/>
-          </w:rPr>
-          <w:t xml:space="preserve"> |</w:t>
-        </w:r>
-      </w:hyperlink>
+        <w:t xml:space="preserve">Agentic AI, </w:t>
+      </w:r>
+      <w:r>
+        <w:rPr>
+          <w:b/>
+        </w:rPr>
+        <w:t>Fast</w:t>
+      </w:r>
       <w:r>
         <w:rPr>
           <w:b/>
@@ -892,212 +780,82 @@
         <w:rPr>
           <w:b/>
         </w:rPr>
-        <w:t>TensorFlow, Voice AI</w:t>
-      </w:r>
-      <w:r>
-        <w:rPr>
-          <w:b/>
-        </w:rPr>
-        <w:t xml:space="preserve">, </w:t>
-      </w:r>
-      <w:r>
-        <w:rPr>
-          <w:b/>
-        </w:rPr>
-        <w:t xml:space="preserve">NLP, Transformers, </w:t>
-      </w:r>
-      <w:r>
-        <w:rPr>
-          <w:b/>
-        </w:rPr>
-        <w:t>Docker</w:t>
-      </w:r>
-      <w:r>
-        <w:rPr>
-          <w:b/>
-        </w:rPr>
-        <w:t xml:space="preserve"> | </w:t>
+        <w:t>API, React, Playwright, Browser Use, Redis, Lite</w:t>
+      </w:r>
+      <w:r>
+        <w:rPr>
+          <w:b/>
+        </w:rPr>
+        <w:t>-</w:t>
+      </w:r>
+      <w:r>
+        <w:rPr>
+          <w:b/>
+        </w:rPr>
+        <w:t>LLM, FAISS</w:t>
+      </w:r>
+      <w:r>
+        <w:rPr>
+          <w:b/>
+        </w:rPr>
+        <w:t>, MCP</w:t>
       </w:r>
     </w:p>
     <w:p>
       <w:pPr>
-        <w:spacing w:after="88"/>
-        <w:ind w:left="379" w:right="3"/>
-      </w:pPr>
-      <w:r>
-        <w:t xml:space="preserve">        </w:t>
-      </w:r>
-      <w:r>
-        <w:t>D</w:t>
-      </w:r>
-      <w:r>
-        <w:t>eep learning system classifying 8 emotions from speech using</w:t>
+        <w:spacing w:after="106"/>
+        <w:ind w:left="369" w:right="3" w:firstLine="0"/>
+      </w:pPr>
+      <w:r>
+        <w:t>Job applications are repetitive</w:t>
+      </w:r>
+      <w:r>
+        <w:t xml:space="preserve">, </w:t>
+      </w:r>
+      <w:r>
+        <w:t>same forms, same clicks, hundreds of times. Built a full-stack AI platform</w:t>
       </w:r>
       <w:r>
         <w:t xml:space="preserve"> </w:t>
       </w:r>
       <w:r>
-        <w:t xml:space="preserve">neural network (MFCC + Mel-spectrogram CNN) trained on RAVDESS dataset. Features </w:t>
-      </w:r>
-      <w:r>
-        <w:t>extract</w:t>
-      </w:r>
-      <w:r>
-        <w:t xml:space="preserve"> audio processing, TensorFlo</w:t>
-      </w:r>
-      <w:r>
-        <w:t>w</w:t>
-      </w:r>
-      <w:r>
-        <w:t xml:space="preserve"> architecture and Hugging</w:t>
+        <w:t xml:space="preserve">that discovers jobs, scores </w:t>
+      </w:r>
+      <w:r>
+        <w:t>resume</w:t>
+      </w:r>
+      <w:r>
+        <w:t xml:space="preserve"> against postings using FAISS vector matching, </w:t>
+      </w:r>
+      <w:r>
+        <w:t>tailors’</w:t>
       </w:r>
       <w:r>
         <w:t xml:space="preserve"> </w:t>
       </w:r>
       <w:r>
-        <w:t>Face deployment.</w:t>
-      </w:r>
-    </w:p>
-    <w:p>
-      <w:pPr>
-        <w:numPr>
-          <w:ilvl w:val="0"/>
-          <w:numId w:val="1"/>
-        </w:numPr>
-        <w:spacing w:after="106"/>
-        <w:ind w:right="3" w:hanging="360"/>
-      </w:pPr>
-      <w:hyperlink r:id="rId20" w:history="1">
-        <w:r>
-          <w:rPr>
-            <w:rStyle w:val="Hyperlink"/>
-            <w:b/>
-          </w:rPr>
-          <w:t>House Predication ML Model</w:t>
-        </w:r>
-      </w:hyperlink>
-      <w:r>
-        <w:rPr>
-          <w:b/>
-        </w:rPr>
-        <w:t xml:space="preserve">  </w:t>
-      </w:r>
-      <w:r>
-        <w:rPr>
-          <w:b/>
-        </w:rPr>
-        <w:t xml:space="preserve">    </w:t>
-      </w:r>
-      <w:r>
-        <w:rPr>
-          <w:b/>
-        </w:rPr>
-        <w:t xml:space="preserve">         </w:t>
-      </w:r>
-      <w:r>
-        <w:rPr>
-          <w:b/>
-        </w:rPr>
-        <w:t xml:space="preserve">   </w:t>
-      </w:r>
-      <w:hyperlink r:id="rId21">
-        <w:r>
-          <w:rPr>
-            <w:b/>
-          </w:rPr>
-          <w:t>|</w:t>
-        </w:r>
-      </w:hyperlink>
-      <w:hyperlink r:id="rId22">
-        <w:r>
-          <w:rPr>
-            <w:b/>
-            <w:color w:val="467886"/>
-            <w:u w:val="single" w:color="467886"/>
-          </w:rPr>
-          <w:t>Link</w:t>
-        </w:r>
-      </w:hyperlink>
-      <w:hyperlink r:id="rId23">
-        <w:r>
-          <w:rPr>
-            <w:b/>
-          </w:rPr>
-          <w:t>|</w:t>
-        </w:r>
-      </w:hyperlink>
-      <w:r>
-        <w:rPr>
-          <w:b/>
-        </w:rPr>
+        <w:t>resume</w:t>
+      </w:r>
+      <w:r>
+        <w:t xml:space="preserve">, and submits applications through </w:t>
+      </w:r>
+      <w:r>
+        <w:t>B</w:t>
+      </w:r>
+      <w:r>
+        <w:t>rowser automation. Features a</w:t>
+      </w:r>
+      <w:r>
         <w:t xml:space="preserve"> </w:t>
       </w:r>
       <w:r>
-        <w:rPr>
-          <w:b/>
-        </w:rPr>
-        <w:t>Python, M</w:t>
-      </w:r>
-      <w:r>
-        <w:rPr>
-          <w:b/>
-        </w:rPr>
-        <w:t>L Training, Regression</w:t>
-      </w:r>
-      <w:r>
-        <w:rPr>
-          <w:b/>
-        </w:rPr>
-        <w:t xml:space="preserve">, </w:t>
-      </w:r>
-      <w:r>
-        <w:rPr>
-          <w:b/>
-        </w:rPr>
-        <w:t>MLOPS, GitHub Actions, CI/CD</w:t>
-      </w:r>
-      <w:r>
-        <w:rPr>
-          <w:b/>
-        </w:rPr>
-        <w:t xml:space="preserve"> |  </w:t>
-      </w:r>
-      <w:r>
-        <w:rPr>
-          <w:b/>
-        </w:rPr>
-        <w:t xml:space="preserve">                                                                   </w:t>
-      </w:r>
-      <w:r>
-        <w:t>P</w:t>
-      </w:r>
-      <w:r>
-        <w:t>roperty valuation application using </w:t>
-      </w:r>
-      <w:r>
-        <w:t>Random Forest</w:t>
-      </w:r>
-      <w:r>
-        <w:rPr>
-          <w:b/>
-          <w:bCs/>
-        </w:rPr>
-        <w:t xml:space="preserve"> </w:t>
-      </w:r>
-      <w:r>
-        <w:t>with </w:t>
-      </w:r>
-      <w:r>
-        <w:t>user</w:t>
-      </w:r>
-      <w:r>
-        <w:t> interface for real-time price predictions across Pakistani cities. Features model retraining, </w:t>
-      </w:r>
-      <w:r>
-        <w:t>scikit-learn</w:t>
-      </w:r>
-      <w:r>
-        <w:t> ML pipeline, Docker deployment, and CI/CD automation with testing.</w:t>
+        <w:t>review workflow, batch processing queue, real-time WebSocket progress tracking, ATS scoring engine, and analytics dashboard. Supports multiple LLM providers (OpenAI, Gemini) via Lite</w:t>
+      </w:r>
+      <w:r>
+        <w:t>-</w:t>
+      </w:r>
+      <w:r>
+        <w:t>LLM routing.</w:t>
       </w:r>
     </w:p>
     <w:p>
@@ -1216,125 +974,53 @@
         <w:rPr>
           <w:b/>
         </w:rPr>
-        <w:t xml:space="preserve">Data Scientist:   Nobility MBS | Islamabad, Pakistan                                                                                       March 2025 – Present </w:t>
+        <w:t xml:space="preserve">AI Engineer:   Nobility MBS | Islamabad, Pakistan                                                                                            March 2025 – Present </w:t>
       </w:r>
     </w:p>
     <w:p>
       <w:pPr>
+        <w:pStyle w:val="ListParagraph"/>
         <w:numPr>
           <w:ilvl w:val="0"/>
-          <w:numId w:val="2"/>
+          <w:numId w:val="15"/>
         </w:numPr>
-        <w:ind w:right="3"/>
-      </w:pPr>
-      <w:r>
-        <w:t xml:space="preserve">Automated medical billing workflows using browser </w:t>
-      </w:r>
-      <w:r>
-        <w:t>automation (Playwright, Browser Use)</w:t>
-      </w:r>
-      <w:r>
-        <w:t xml:space="preserve">, </w:t>
-      </w:r>
-      <w:r>
-        <w:rPr>
-          <w:b/>
-        </w:rPr>
-        <w:t>AI agents</w:t>
-      </w:r>
-      <w:r>
-        <w:t xml:space="preserve">, and </w:t>
-      </w:r>
-      <w:r>
-        <w:rPr>
-          <w:b/>
-        </w:rPr>
-        <w:t>LLMs</w:t>
-      </w:r>
-      <w:r>
-        <w:t xml:space="preserve">, reducing manual processing by </w:t>
-      </w:r>
-      <w:r>
-        <w:rPr>
-          <w:b/>
-        </w:rPr>
-        <w:t>1</w:t>
-      </w:r>
-      <w:r>
-        <w:rPr>
-          <w:b/>
-        </w:rPr>
-        <w:t>5%</w:t>
-      </w:r>
-      <w:r>
-        <w:t xml:space="preserve"> and boosting billing accuracy by </w:t>
-      </w:r>
-      <w:r>
-        <w:rPr>
-          <w:b/>
-        </w:rPr>
-        <w:t>1</w:t>
-      </w:r>
-      <w:r>
-        <w:rPr>
-          <w:b/>
-        </w:rPr>
-        <w:t>0%.</w:t>
-      </w:r>
-      <w:r>
-        <w:t xml:space="preserve"> </w:t>
+        <w:tabs>
+          <w:tab w:val="right" w:pos="10543"/>
+        </w:tabs>
+        <w:spacing w:after="95" w:line="259" w:lineRule="auto"/>
+        <w:ind w:right="0"/>
+        <w:rPr>
+          <w:bCs/>
+        </w:rPr>
+      </w:pPr>
+      <w:r>
+        <w:rPr>
+          <w:bCs/>
+        </w:rPr>
+        <w:t>Built a medical compliance agent that auto-extracts Billing codes from clinical notes using a fine-tuned Phi-3 model, 4-agent architecture, 3-layer anti-hallucination validation and deployed LLM browser automation agents (Playwright + Browser Use) that navigate billing portals and auto-fill claims, cutting manual processing by 15% and boosting accuracy by 10%.</w:t>
       </w:r>
     </w:p>
     <w:p>
       <w:pPr>
+        <w:pStyle w:val="ListParagraph"/>
         <w:numPr>
           <w:ilvl w:val="0"/>
-          <w:numId w:val="2"/>
+          <w:numId w:val="15"/>
         </w:numPr>
-        <w:spacing w:after="62"/>
-        <w:ind w:right="3"/>
-      </w:pPr>
-      <w:r>
-        <w:t xml:space="preserve">Designed and deployed </w:t>
-      </w:r>
-      <w:r>
-        <w:rPr>
-          <w:b/>
-        </w:rPr>
-        <w:t xml:space="preserve">RAG pipelines </w:t>
-      </w:r>
-      <w:r>
-        <w:t xml:space="preserve">and </w:t>
-      </w:r>
-      <w:r>
-        <w:rPr>
-          <w:b/>
-        </w:rPr>
-        <w:t>MCP</w:t>
-      </w:r>
-      <w:r>
-        <w:rPr>
-          <w:b/>
-        </w:rPr>
-        <w:t xml:space="preserve"> and </w:t>
-      </w:r>
-      <w:r>
-        <w:t xml:space="preserve">AI solutions to deliver real-time insights, accelerating billing operations and improving decision-making efficiency by </w:t>
-      </w:r>
-      <w:r>
-        <w:rPr>
-          <w:b/>
-        </w:rPr>
-        <w:t>1</w:t>
-      </w:r>
-      <w:r>
-        <w:rPr>
-          <w:b/>
-        </w:rPr>
-        <w:t>0%.</w:t>
-      </w:r>
-      <w:r>
-        <w:t xml:space="preserve"> </w:t>
+        <w:tabs>
+          <w:tab w:val="right" w:pos="10543"/>
+        </w:tabs>
+        <w:spacing w:after="95" w:line="259" w:lineRule="auto"/>
+        <w:ind w:right="0"/>
+        <w:rPr>
+          <w:bCs/>
+        </w:rPr>
+      </w:pPr>
+      <w:r>
+        <w:rPr>
+          <w:bCs/>
+        </w:rPr>
+        <w:t>Designed RAG pipelines with hybrid retrieval (BM25) and MCP server integrations connecting LLMs to internal billing systems enabling natural-language querying across claim databases and accelerating decision-making by 10%.</w:t>
       </w:r>
     </w:p>
     <w:p>
@@ -1388,39 +1074,62 @@
     </w:p>
     <w:p>
       <w:pPr>
+        <w:pStyle w:val="ListParagraph"/>
         <w:numPr>
           <w:ilvl w:val="0"/>
-          <w:numId w:val="2"/>
+          <w:numId w:val="13"/>
         </w:numPr>
-        <w:ind w:right="3"/>
-      </w:pPr>
-      <w:r>
-        <w:rPr>
-          <w:b/>
-        </w:rPr>
-        <w:t>Optimized SQL Queries and Interactive Dashboards</w:t>
-      </w:r>
-      <w:r>
-        <w:t xml:space="preserve">: Enhanced SQL query performance by 20%, enabling faster data processing, and developed Power BI dashboards, improving data visualization and decision-making processes by 15%. </w:t>
+        <w:tabs>
+          <w:tab w:val="right" w:pos="10543"/>
+        </w:tabs>
+        <w:spacing w:after="95" w:line="259" w:lineRule="auto"/>
+        <w:ind w:right="0"/>
+        <w:jc w:val="left"/>
+        <w:rPr>
+          <w:bCs/>
+        </w:rPr>
+      </w:pPr>
+      <w:r>
+        <w:rPr>
+          <w:bCs/>
+        </w:rPr>
+        <w:t>Built enterprise-grade data preprocessing and feature engineering pipelines for large datasets using Pandas and scikit-learn, improving downstream model input quality through outlier removal, class balancing, and schema validation.</w:t>
       </w:r>
     </w:p>
     <w:p>
       <w:pPr>
+        <w:pStyle w:val="ListParagraph"/>
         <w:numPr>
           <w:ilvl w:val="0"/>
-          <w:numId w:val="2"/>
+          <w:numId w:val="13"/>
         </w:numPr>
-        <w:spacing w:after="61"/>
-        <w:ind w:right="3"/>
-      </w:pPr>
-      <w:r>
-        <w:rPr>
-          <w:b/>
-        </w:rPr>
-        <w:t>Predictive Analytics Implementation</w:t>
-      </w:r>
-      <w:r>
-        <w:t xml:space="preserve">: Built machine learning models using Python libraries such as Pandas, NumPy, Matplotlib, Scrapy, and Scikit-Learn, achieving an 18% increase in predictive accuracy. </w:t>
+        <w:tabs>
+          <w:tab w:val="right" w:pos="10543"/>
+        </w:tabs>
+        <w:spacing w:after="95" w:line="259" w:lineRule="auto"/>
+        <w:ind w:right="0"/>
+        <w:jc w:val="left"/>
+        <w:rPr>
+          <w:bCs/>
+        </w:rPr>
+      </w:pPr>
+      <w:r>
+        <w:rPr>
+          <w:bCs/>
+        </w:rPr>
+        <w:t>Trained and evaluated classification models for claim anomaly detection, contributing to the fraud-detection pipeline by iterating on feature selection and model benchmarking across Random Forest, XG</w:t>
+      </w:r>
+      <w:r>
+        <w:rPr>
+          <w:bCs/>
+        </w:rPr>
+        <w:t xml:space="preserve"> </w:t>
+      </w:r>
+      <w:r>
+        <w:rPr>
+          <w:bCs/>
+        </w:rPr>
+        <w:t>Boost, and Logistic Regression.</w:t>
       </w:r>
     </w:p>
     <w:p>
@@ -1436,7 +1145,7 @@
         <w:rPr>
           <w:b/>
         </w:rPr>
-        <w:t xml:space="preserve">AI Engineer (Machine Learning): Digital Empowerment Networks | </w:t>
+        <w:t xml:space="preserve">Data Scientist (Machine Learning): Digital Empowerment Networks | </w:t>
       </w:r>
       <w:r>
         <w:rPr>
@@ -1470,13 +1179,7 @@
         <w:ind w:right="3"/>
       </w:pPr>
       <w:r>
-        <w:rPr>
-          <w:b/>
-        </w:rPr>
-        <w:t>Advanced Data Processing:</w:t>
-      </w:r>
-      <w:r>
-        <w:t xml:space="preserve"> Conducted data cleaning, preprocessing, and visualization to prepare large datasets for analysis, enhancing data quality by 30%. </w:t>
+        <w:t>Built predictive models (Pandas, NumPy, scikit-learn) achieving 18% improvement in forecasting accuracy for business KPIs through feature engineering and hyperparameter tuning.</w:t>
       </w:r>
     </w:p>
     <w:p>
@@ -1756,129 +1459,16 @@
     </w:lvl>
   </w:abstractNum>
   <w:abstractNum w:abstractNumId="1" w15:restartNumberingAfterBreak="0">
-    <w:nsid w:val="11BC002B"/>
+    <w:nsid w:val="1026230F"/>
     <w:multiLevelType w:val="hybridMultilevel"/>
-    <w:tmpl w:val="57469056"/>
-    <w:lvl w:ilvl="0" w:tplc="10090001">
-      <w:start w:val="1"/>
-      <w:numFmt w:val="bullet"/>
-      <w:lvlText w:val=""/>
-      <w:lvlJc w:val="left"/>
-      <w:pPr>
-        <w:ind w:left="1089" w:hanging="360"/>
-      </w:pPr>
-      <w:rPr>
-        <w:rFonts w:ascii="Symbol" w:hAnsi="Symbol" w:hint="default"/>
-      </w:rPr>
-    </w:lvl>
-    <w:lvl w:ilvl="1" w:tplc="10090003" w:tentative="1">
-      <w:start w:val="1"/>
-      <w:numFmt w:val="bullet"/>
-      <w:lvlText w:val="o"/>
-      <w:lvlJc w:val="left"/>
-      <w:pPr>
-        <w:ind w:left="1809" w:hanging="360"/>
-      </w:pPr>
-      <w:rPr>
-        <w:rFonts w:ascii="Courier New" w:hAnsi="Courier New" w:cs="Courier New" w:hint="default"/>
-      </w:rPr>
-    </w:lvl>
-    <w:lvl w:ilvl="2" w:tplc="10090005" w:tentative="1">
-      <w:start w:val="1"/>
-      <w:numFmt w:val="bullet"/>
-      <w:lvlText w:val=""/>
-      <w:lvlJc w:val="left"/>
-      <w:pPr>
-        <w:ind w:left="2529" w:hanging="360"/>
-      </w:pPr>
-      <w:rPr>
-        <w:rFonts w:ascii="Wingdings" w:hAnsi="Wingdings" w:hint="default"/>
-      </w:rPr>
-    </w:lvl>
-    <w:lvl w:ilvl="3" w:tplc="10090001" w:tentative="1">
-      <w:start w:val="1"/>
-      <w:numFmt w:val="bullet"/>
-      <w:lvlText w:val=""/>
-      <w:lvlJc w:val="left"/>
-      <w:pPr>
-        <w:ind w:left="3249" w:hanging="360"/>
-      </w:pPr>
-      <w:rPr>
-        <w:rFonts w:ascii="Symbol" w:hAnsi="Symbol" w:hint="default"/>
-      </w:rPr>
-    </w:lvl>
-    <w:lvl w:ilvl="4" w:tplc="10090003" w:tentative="1">
-      <w:start w:val="1"/>
-      <w:numFmt w:val="bullet"/>
-      <w:lvlText w:val="o"/>
-      <w:lvlJc w:val="left"/>
-      <w:pPr>
-        <w:ind w:left="3969" w:hanging="360"/>
-      </w:pPr>
-      <w:rPr>
-        <w:rFonts w:ascii="Courier New" w:hAnsi="Courier New" w:cs="Courier New" w:hint="default"/>
-      </w:rPr>
-    </w:lvl>
-    <w:lvl w:ilvl="5" w:tplc="10090005" w:tentative="1">
-      <w:start w:val="1"/>
-      <w:numFmt w:val="bullet"/>
-      <w:lvlText w:val=""/>
-      <w:lvlJc w:val="left"/>
-      <w:pPr>
-        <w:ind w:left="4689" w:hanging="360"/>
-      </w:pPr>
-      <w:rPr>
-        <w:rFonts w:ascii="Wingdings" w:hAnsi="Wingdings" w:hint="default"/>
-      </w:rPr>
-    </w:lvl>
-    <w:lvl w:ilvl="6" w:tplc="10090001" w:tentative="1">
-      <w:start w:val="1"/>
-      <w:numFmt w:val="bullet"/>
-      <w:lvlText w:val=""/>
-      <w:lvlJc w:val="left"/>
-      <w:pPr>
-        <w:ind w:left="5409" w:hanging="360"/>
-      </w:pPr>
-      <w:rPr>
-        <w:rFonts w:ascii="Symbol" w:hAnsi="Symbol" w:hint="default"/>
-      </w:rPr>
-    </w:lvl>
-    <w:lvl w:ilvl="7" w:tplc="10090003" w:tentative="1">
-      <w:start w:val="1"/>
-      <w:numFmt w:val="bullet"/>
-      <w:lvlText w:val="o"/>
-      <w:lvlJc w:val="left"/>
-      <w:pPr>
-        <w:ind w:left="6129" w:hanging="360"/>
-      </w:pPr>
-      <w:rPr>
-        <w:rFonts w:ascii="Courier New" w:hAnsi="Courier New" w:cs="Courier New" w:hint="default"/>
-      </w:rPr>
-    </w:lvl>
-    <w:lvl w:ilvl="8" w:tplc="10090005" w:tentative="1">
-      <w:start w:val="1"/>
-      <w:numFmt w:val="bullet"/>
-      <w:lvlText w:val=""/>
-      <w:lvlJc w:val="left"/>
-      <w:pPr>
-        <w:ind w:left="6849" w:hanging="360"/>
-      </w:pPr>
-      <w:rPr>
-        <w:rFonts w:ascii="Wingdings" w:hAnsi="Wingdings" w:hint="default"/>
-      </w:rPr>
-    </w:lvl>
-  </w:abstractNum>
-  <w:abstractNum w:abstractNumId="2" w15:restartNumberingAfterBreak="0">
-    <w:nsid w:val="2984597C"/>
-    <w:multiLevelType w:val="hybridMultilevel"/>
-    <w:tmpl w:val="F86CCACC"/>
+    <w:tmpl w:val="55FAD79A"/>
     <w:lvl w:ilvl="0" w:tplc="9FCAAF9A">
       <w:start w:val="1"/>
       <w:numFmt w:val="bullet"/>
       <w:lvlText w:val="•"/>
       <w:lvlJc w:val="left"/>
       <w:pPr>
-        <w:ind w:left="369"/>
+        <w:ind w:left="730" w:hanging="360"/>
       </w:pPr>
       <w:rPr>
         <w:rFonts w:ascii="Arial" w:eastAsia="Arial" w:hAnsi="Arial" w:cs="Arial"/>
@@ -1895,6 +1485,444 @@
         <w:vertAlign w:val="baseline"/>
       </w:rPr>
     </w:lvl>
+    <w:lvl w:ilvl="1" w:tplc="10090003" w:tentative="1">
+      <w:start w:val="1"/>
+      <w:numFmt w:val="bullet"/>
+      <w:lvlText w:val="o"/>
+      <w:lvlJc w:val="left"/>
+      <w:pPr>
+        <w:ind w:left="1450" w:hanging="360"/>
+      </w:pPr>
+      <w:rPr>
+        <w:rFonts w:ascii="Courier New" w:hAnsi="Courier New" w:cs="Courier New" w:hint="default"/>
+      </w:rPr>
+    </w:lvl>
+    <w:lvl w:ilvl="2" w:tplc="10090005" w:tentative="1">
+      <w:start w:val="1"/>
+      <w:numFmt w:val="bullet"/>
+      <w:lvlText w:val=""/>
+      <w:lvlJc w:val="left"/>
+      <w:pPr>
+        <w:ind w:left="2170" w:hanging="360"/>
+      </w:pPr>
+      <w:rPr>
+        <w:rFonts w:ascii="Wingdings" w:hAnsi="Wingdings" w:hint="default"/>
+      </w:rPr>
+    </w:lvl>
+    <w:lvl w:ilvl="3" w:tplc="10090001" w:tentative="1">
+      <w:start w:val="1"/>
+      <w:numFmt w:val="bullet"/>
+      <w:lvlText w:val=""/>
+      <w:lvlJc w:val="left"/>
+      <w:pPr>
+        <w:ind w:left="2890" w:hanging="360"/>
+      </w:pPr>
+      <w:rPr>
+        <w:rFonts w:ascii="Symbol" w:hAnsi="Symbol" w:hint="default"/>
+      </w:rPr>
+    </w:lvl>
+    <w:lvl w:ilvl="4" w:tplc="10090003" w:tentative="1">
+      <w:start w:val="1"/>
+      <w:numFmt w:val="bullet"/>
+      <w:lvlText w:val="o"/>
+      <w:lvlJc w:val="left"/>
+      <w:pPr>
+        <w:ind w:left="3610" w:hanging="360"/>
+      </w:pPr>
+      <w:rPr>
+        <w:rFonts w:ascii="Courier New" w:hAnsi="Courier New" w:cs="Courier New" w:hint="default"/>
+      </w:rPr>
+    </w:lvl>
+    <w:lvl w:ilvl="5" w:tplc="10090005" w:tentative="1">
+      <w:start w:val="1"/>
+      <w:numFmt w:val="bullet"/>
+      <w:lvlText w:val=""/>
+      <w:lvlJc w:val="left"/>
+      <w:pPr>
+        <w:ind w:left="4330" w:hanging="360"/>
+      </w:pPr>
+      <w:rPr>
+        <w:rFonts w:ascii="Wingdings" w:hAnsi="Wingdings" w:hint="default"/>
+      </w:rPr>
+    </w:lvl>
+    <w:lvl w:ilvl="6" w:tplc="10090001" w:tentative="1">
+      <w:start w:val="1"/>
+      <w:numFmt w:val="bullet"/>
+      <w:lvlText w:val=""/>
+      <w:lvlJc w:val="left"/>
+      <w:pPr>
+        <w:ind w:left="5050" w:hanging="360"/>
+      </w:pPr>
+      <w:rPr>
+        <w:rFonts w:ascii="Symbol" w:hAnsi="Symbol" w:hint="default"/>
+      </w:rPr>
+    </w:lvl>
+    <w:lvl w:ilvl="7" w:tplc="10090003" w:tentative="1">
+      <w:start w:val="1"/>
+      <w:numFmt w:val="bullet"/>
+      <w:lvlText w:val="o"/>
+      <w:lvlJc w:val="left"/>
+      <w:pPr>
+        <w:ind w:left="5770" w:hanging="360"/>
+      </w:pPr>
+      <w:rPr>
+        <w:rFonts w:ascii="Courier New" w:hAnsi="Courier New" w:cs="Courier New" w:hint="default"/>
+      </w:rPr>
+    </w:lvl>
+    <w:lvl w:ilvl="8" w:tplc="10090005" w:tentative="1">
+      <w:start w:val="1"/>
+      <w:numFmt w:val="bullet"/>
+      <w:lvlText w:val=""/>
+      <w:lvlJc w:val="left"/>
+      <w:pPr>
+        <w:ind w:left="6490" w:hanging="360"/>
+      </w:pPr>
+      <w:rPr>
+        <w:rFonts w:ascii="Wingdings" w:hAnsi="Wingdings" w:hint="default"/>
+      </w:rPr>
+    </w:lvl>
+  </w:abstractNum>
+  <w:abstractNum w:abstractNumId="2" w15:restartNumberingAfterBreak="0">
+    <w:nsid w:val="11BC002B"/>
+    <w:multiLevelType w:val="hybridMultilevel"/>
+    <w:tmpl w:val="57469056"/>
+    <w:lvl w:ilvl="0" w:tplc="10090001">
+      <w:start w:val="1"/>
+      <w:numFmt w:val="bullet"/>
+      <w:lvlText w:val=""/>
+      <w:lvlJc w:val="left"/>
+      <w:pPr>
+        <w:ind w:left="1089" w:hanging="360"/>
+      </w:pPr>
+      <w:rPr>
+        <w:rFonts w:ascii="Symbol" w:hAnsi="Symbol" w:hint="default"/>
+      </w:rPr>
+    </w:lvl>
+    <w:lvl w:ilvl="1" w:tplc="10090003" w:tentative="1">
+      <w:start w:val="1"/>
+      <w:numFmt w:val="bullet"/>
+      <w:lvlText w:val="o"/>
+      <w:lvlJc w:val="left"/>
+      <w:pPr>
+        <w:ind w:left="1809" w:hanging="360"/>
+      </w:pPr>
+      <w:rPr>
+        <w:rFonts w:ascii="Courier New" w:hAnsi="Courier New" w:cs="Courier New" w:hint="default"/>
+      </w:rPr>
+    </w:lvl>
+    <w:lvl w:ilvl="2" w:tplc="10090005" w:tentative="1">
+      <w:start w:val="1"/>
+      <w:numFmt w:val="bullet"/>
+      <w:lvlText w:val=""/>
+      <w:lvlJc w:val="left"/>
+      <w:pPr>
+        <w:ind w:left="2529" w:hanging="360"/>
+      </w:pPr>
+      <w:rPr>
+        <w:rFonts w:ascii="Wingdings" w:hAnsi="Wingdings" w:hint="default"/>
+      </w:rPr>
+    </w:lvl>
+    <w:lvl w:ilvl="3" w:tplc="10090001" w:tentative="1">
+      <w:start w:val="1"/>
+      <w:numFmt w:val="bullet"/>
+      <w:lvlText w:val=""/>
+      <w:lvlJc w:val="left"/>
+      <w:pPr>
+        <w:ind w:left="3249" w:hanging="360"/>
+      </w:pPr>
+      <w:rPr>
+        <w:rFonts w:ascii="Symbol" w:hAnsi="Symbol" w:hint="default"/>
+      </w:rPr>
+    </w:lvl>
+    <w:lvl w:ilvl="4" w:tplc="10090003" w:tentative="1">
+      <w:start w:val="1"/>
+      <w:numFmt w:val="bullet"/>
+      <w:lvlText w:val="o"/>
+      <w:lvlJc w:val="left"/>
+      <w:pPr>
+        <w:ind w:left="3969" w:hanging="360"/>
+      </w:pPr>
+      <w:rPr>
+        <w:rFonts w:ascii="Courier New" w:hAnsi="Courier New" w:cs="Courier New" w:hint="default"/>
+      </w:rPr>
+    </w:lvl>
+    <w:lvl w:ilvl="5" w:tplc="10090005" w:tentative="1">
+      <w:start w:val="1"/>
+      <w:numFmt w:val="bullet"/>
+      <w:lvlText w:val=""/>
+      <w:lvlJc w:val="left"/>
+      <w:pPr>
+        <w:ind w:left="4689" w:hanging="360"/>
+      </w:pPr>
+      <w:rPr>
+        <w:rFonts w:ascii="Wingdings" w:hAnsi="Wingdings" w:hint="default"/>
+      </w:rPr>
+    </w:lvl>
+    <w:lvl w:ilvl="6" w:tplc="10090001" w:tentative="1">
+      <w:start w:val="1"/>
+      <w:numFmt w:val="bullet"/>
+      <w:lvlText w:val=""/>
+      <w:lvlJc w:val="left"/>
+      <w:pPr>
+        <w:ind w:left="5409" w:hanging="360"/>
+      </w:pPr>
+      <w:rPr>
+        <w:rFonts w:ascii="Symbol" w:hAnsi="Symbol" w:hint="default"/>
+      </w:rPr>
+    </w:lvl>
+    <w:lvl w:ilvl="7" w:tplc="10090003" w:tentative="1">
+      <w:start w:val="1"/>
+      <w:numFmt w:val="bullet"/>
+      <w:lvlText w:val="o"/>
+      <w:lvlJc w:val="left"/>
+      <w:pPr>
+        <w:ind w:left="6129" w:hanging="360"/>
+      </w:pPr>
+      <w:rPr>
+        <w:rFonts w:ascii="Courier New" w:hAnsi="Courier New" w:cs="Courier New" w:hint="default"/>
+      </w:rPr>
+    </w:lvl>
+    <w:lvl w:ilvl="8" w:tplc="10090005" w:tentative="1">
+      <w:start w:val="1"/>
+      <w:numFmt w:val="bullet"/>
+      <w:lvlText w:val=""/>
+      <w:lvlJc w:val="left"/>
+      <w:pPr>
+        <w:ind w:left="6849" w:hanging="360"/>
+      </w:pPr>
+      <w:rPr>
+        <w:rFonts w:ascii="Wingdings" w:hAnsi="Wingdings" w:hint="default"/>
+      </w:rPr>
+    </w:lvl>
+  </w:abstractNum>
+  <w:abstractNum w:abstractNumId="3" w15:restartNumberingAfterBreak="0">
+    <w:nsid w:val="1DD814B1"/>
+    <w:multiLevelType w:val="hybridMultilevel"/>
+    <w:tmpl w:val="F46C6E1A"/>
+    <w:lvl w:ilvl="0" w:tplc="9E3E277A">
+      <w:start w:val="1"/>
+      <w:numFmt w:val="decimal"/>
+      <w:lvlText w:val="%1."/>
+      <w:lvlJc w:val="left"/>
+      <w:pPr>
+        <w:ind w:left="370" w:hanging="360"/>
+      </w:pPr>
+      <w:rPr>
+        <w:rFonts w:hint="default"/>
+      </w:rPr>
+    </w:lvl>
+    <w:lvl w:ilvl="1" w:tplc="10090019" w:tentative="1">
+      <w:start w:val="1"/>
+      <w:numFmt w:val="lowerLetter"/>
+      <w:lvlText w:val="%2."/>
+      <w:lvlJc w:val="left"/>
+      <w:pPr>
+        <w:ind w:left="1090" w:hanging="360"/>
+      </w:pPr>
+    </w:lvl>
+    <w:lvl w:ilvl="2" w:tplc="1009001B" w:tentative="1">
+      <w:start w:val="1"/>
+      <w:numFmt w:val="lowerRoman"/>
+      <w:lvlText w:val="%3."/>
+      <w:lvlJc w:val="right"/>
+      <w:pPr>
+        <w:ind w:left="1810" w:hanging="180"/>
+      </w:pPr>
+    </w:lvl>
+    <w:lvl w:ilvl="3" w:tplc="1009000F" w:tentative="1">
+      <w:start w:val="1"/>
+      <w:numFmt w:val="decimal"/>
+      <w:lvlText w:val="%4."/>
+      <w:lvlJc w:val="left"/>
+      <w:pPr>
+        <w:ind w:left="2530" w:hanging="360"/>
+      </w:pPr>
+    </w:lvl>
+    <w:lvl w:ilvl="4" w:tplc="10090019" w:tentative="1">
+      <w:start w:val="1"/>
+      <w:numFmt w:val="lowerLetter"/>
+      <w:lvlText w:val="%5."/>
+      <w:lvlJc w:val="left"/>
+      <w:pPr>
+        <w:ind w:left="3250" w:hanging="360"/>
+      </w:pPr>
+    </w:lvl>
+    <w:lvl w:ilvl="5" w:tplc="1009001B" w:tentative="1">
+      <w:start w:val="1"/>
+      <w:numFmt w:val="lowerRoman"/>
+      <w:lvlText w:val="%6."/>
+      <w:lvlJc w:val="right"/>
+      <w:pPr>
+        <w:ind w:left="3970" w:hanging="180"/>
+      </w:pPr>
+    </w:lvl>
+    <w:lvl w:ilvl="6" w:tplc="1009000F" w:tentative="1">
+      <w:start w:val="1"/>
+      <w:numFmt w:val="decimal"/>
+      <w:lvlText w:val="%7."/>
+      <w:lvlJc w:val="left"/>
+      <w:pPr>
+        <w:ind w:left="4690" w:hanging="360"/>
+      </w:pPr>
+    </w:lvl>
+    <w:lvl w:ilvl="7" w:tplc="10090019" w:tentative="1">
+      <w:start w:val="1"/>
+      <w:numFmt w:val="lowerLetter"/>
+      <w:lvlText w:val="%8."/>
+      <w:lvlJc w:val="left"/>
+      <w:pPr>
+        <w:ind w:left="5410" w:hanging="360"/>
+      </w:pPr>
+    </w:lvl>
+    <w:lvl w:ilvl="8" w:tplc="1009001B" w:tentative="1">
+      <w:start w:val="1"/>
+      <w:numFmt w:val="lowerRoman"/>
+      <w:lvlText w:val="%9."/>
+      <w:lvlJc w:val="right"/>
+      <w:pPr>
+        <w:ind w:left="6130" w:hanging="180"/>
+      </w:pPr>
+    </w:lvl>
+  </w:abstractNum>
+  <w:abstractNum w:abstractNumId="4" w15:restartNumberingAfterBreak="0">
+    <w:nsid w:val="20AA5BA4"/>
+    <w:multiLevelType w:val="hybridMultilevel"/>
+    <w:tmpl w:val="CA36F8BE"/>
+    <w:lvl w:ilvl="0" w:tplc="01F0AFE8">
+      <w:numFmt w:val="bullet"/>
+      <w:lvlText w:val="-"/>
+      <w:lvlJc w:val="left"/>
+      <w:pPr>
+        <w:ind w:left="355" w:hanging="360"/>
+      </w:pPr>
+      <w:rPr>
+        <w:rFonts w:ascii="Cambria" w:eastAsia="Cambria" w:hAnsi="Cambria" w:cs="Cambria" w:hint="default"/>
+      </w:rPr>
+    </w:lvl>
+    <w:lvl w:ilvl="1" w:tplc="10090003" w:tentative="1">
+      <w:start w:val="1"/>
+      <w:numFmt w:val="bullet"/>
+      <w:lvlText w:val="o"/>
+      <w:lvlJc w:val="left"/>
+      <w:pPr>
+        <w:ind w:left="1075" w:hanging="360"/>
+      </w:pPr>
+      <w:rPr>
+        <w:rFonts w:ascii="Courier New" w:hAnsi="Courier New" w:cs="Courier New" w:hint="default"/>
+      </w:rPr>
+    </w:lvl>
+    <w:lvl w:ilvl="2" w:tplc="10090005" w:tentative="1">
+      <w:start w:val="1"/>
+      <w:numFmt w:val="bullet"/>
+      <w:lvlText w:val=""/>
+      <w:lvlJc w:val="left"/>
+      <w:pPr>
+        <w:ind w:left="1795" w:hanging="360"/>
+      </w:pPr>
+      <w:rPr>
+        <w:rFonts w:ascii="Wingdings" w:hAnsi="Wingdings" w:hint="default"/>
+      </w:rPr>
+    </w:lvl>
+    <w:lvl w:ilvl="3" w:tplc="10090001" w:tentative="1">
+      <w:start w:val="1"/>
+      <w:numFmt w:val="bullet"/>
+      <w:lvlText w:val=""/>
+      <w:lvlJc w:val="left"/>
+      <w:pPr>
+        <w:ind w:left="2515" w:hanging="360"/>
+      </w:pPr>
+      <w:rPr>
+        <w:rFonts w:ascii="Symbol" w:hAnsi="Symbol" w:hint="default"/>
+      </w:rPr>
+    </w:lvl>
+    <w:lvl w:ilvl="4" w:tplc="10090003" w:tentative="1">
+      <w:start w:val="1"/>
+      <w:numFmt w:val="bullet"/>
+      <w:lvlText w:val="o"/>
+      <w:lvlJc w:val="left"/>
+      <w:pPr>
+        <w:ind w:left="3235" w:hanging="360"/>
+      </w:pPr>
+      <w:rPr>
+        <w:rFonts w:ascii="Courier New" w:hAnsi="Courier New" w:cs="Courier New" w:hint="default"/>
+      </w:rPr>
+    </w:lvl>
+    <w:lvl w:ilvl="5" w:tplc="10090005" w:tentative="1">
+      <w:start w:val="1"/>
+      <w:numFmt w:val="bullet"/>
+      <w:lvlText w:val=""/>
+      <w:lvlJc w:val="left"/>
+      <w:pPr>
+        <w:ind w:left="3955" w:hanging="360"/>
+      </w:pPr>
+      <w:rPr>
+        <w:rFonts w:ascii="Wingdings" w:hAnsi="Wingdings" w:hint="default"/>
+      </w:rPr>
+    </w:lvl>
+    <w:lvl w:ilvl="6" w:tplc="10090001" w:tentative="1">
+      <w:start w:val="1"/>
+      <w:numFmt w:val="bullet"/>
+      <w:lvlText w:val=""/>
+      <w:lvlJc w:val="left"/>
+      <w:pPr>
+        <w:ind w:left="4675" w:hanging="360"/>
+      </w:pPr>
+      <w:rPr>
+        <w:rFonts w:ascii="Symbol" w:hAnsi="Symbol" w:hint="default"/>
+      </w:rPr>
+    </w:lvl>
+    <w:lvl w:ilvl="7" w:tplc="10090003" w:tentative="1">
+      <w:start w:val="1"/>
+      <w:numFmt w:val="bullet"/>
+      <w:lvlText w:val="o"/>
+      <w:lvlJc w:val="left"/>
+      <w:pPr>
+        <w:ind w:left="5395" w:hanging="360"/>
+      </w:pPr>
+      <w:rPr>
+        <w:rFonts w:ascii="Courier New" w:hAnsi="Courier New" w:cs="Courier New" w:hint="default"/>
+      </w:rPr>
+    </w:lvl>
+    <w:lvl w:ilvl="8" w:tplc="10090005" w:tentative="1">
+      <w:start w:val="1"/>
+      <w:numFmt w:val="bullet"/>
+      <w:lvlText w:val=""/>
+      <w:lvlJc w:val="left"/>
+      <w:pPr>
+        <w:ind w:left="6115" w:hanging="360"/>
+      </w:pPr>
+      <w:rPr>
+        <w:rFonts w:ascii="Wingdings" w:hAnsi="Wingdings" w:hint="default"/>
+      </w:rPr>
+    </w:lvl>
+  </w:abstractNum>
+  <w:abstractNum w:abstractNumId="5" w15:restartNumberingAfterBreak="0">
+    <w:nsid w:val="2984597C"/>
+    <w:multiLevelType w:val="hybridMultilevel"/>
+    <w:tmpl w:val="F86CCACC"/>
+    <w:lvl w:ilvl="0" w:tplc="9FCAAF9A">
+      <w:start w:val="1"/>
+      <w:numFmt w:val="bullet"/>
+      <w:lvlText w:val="•"/>
+      <w:lvlJc w:val="left"/>
+      <w:pPr>
+        <w:ind w:left="369"/>
+      </w:pPr>
+      <w:rPr>
+        <w:rFonts w:ascii="Arial" w:eastAsia="Arial" w:hAnsi="Arial" w:cs="Arial"/>
+        <w:b w:val="0"/>
+        <w:i w:val="0"/>
+        <w:strike w:val="0"/>
+        <w:dstrike w:val="0"/>
+        <w:color w:val="000000"/>
+        <w:sz w:val="20"/>
+        <w:szCs w:val="20"/>
+        <w:u w:val="none" w:color="000000"/>
+        <w:bdr w:val="none" w:sz="0" w:space="0" w:color="auto"/>
+        <w:shd w:val="clear" w:color="auto" w:fill="auto"/>
+        <w:vertAlign w:val="baseline"/>
+      </w:rPr>
+    </w:lvl>
     <w:lvl w:ilvl="1" w:tplc="30908136">
       <w:start w:val="1"/>
       <w:numFmt w:val="bullet"/>
@@ -2080,7 +2108,767 @@
       </w:rPr>
     </w:lvl>
   </w:abstractNum>
-  <w:abstractNum w:abstractNumId="3" w15:restartNumberingAfterBreak="0">
+  <w:abstractNum w:abstractNumId="6" w15:restartNumberingAfterBreak="0">
+    <w:nsid w:val="3BC37A0E"/>
+    <w:multiLevelType w:val="hybridMultilevel"/>
+    <w:tmpl w:val="841CA22C"/>
+    <w:lvl w:ilvl="0" w:tplc="10090001">
+      <w:start w:val="1"/>
+      <w:numFmt w:val="bullet"/>
+      <w:lvlText w:val=""/>
+      <w:lvlJc w:val="left"/>
+      <w:pPr>
+        <w:ind w:left="715" w:hanging="360"/>
+      </w:pPr>
+      <w:rPr>
+        <w:rFonts w:ascii="Symbol" w:hAnsi="Symbol" w:hint="default"/>
+      </w:rPr>
+    </w:lvl>
+    <w:lvl w:ilvl="1" w:tplc="10090003" w:tentative="1">
+      <w:start w:val="1"/>
+      <w:numFmt w:val="bullet"/>
+      <w:lvlText w:val="o"/>
+      <w:lvlJc w:val="left"/>
+      <w:pPr>
+        <w:ind w:left="1435" w:hanging="360"/>
+      </w:pPr>
+      <w:rPr>
+        <w:rFonts w:ascii="Courier New" w:hAnsi="Courier New" w:cs="Courier New" w:hint="default"/>
+      </w:rPr>
+    </w:lvl>
+    <w:lvl w:ilvl="2" w:tplc="10090005" w:tentative="1">
+      <w:start w:val="1"/>
+      <w:numFmt w:val="bullet"/>
+      <w:lvlText w:val=""/>
+      <w:lvlJc w:val="left"/>
+      <w:pPr>
+        <w:ind w:left="2155" w:hanging="360"/>
+      </w:pPr>
+      <w:rPr>
+        <w:rFonts w:ascii="Wingdings" w:hAnsi="Wingdings" w:hint="default"/>
+      </w:rPr>
+    </w:lvl>
+    <w:lvl w:ilvl="3" w:tplc="10090001" w:tentative="1">
+      <w:start w:val="1"/>
+      <w:numFmt w:val="bullet"/>
+      <w:lvlText w:val=""/>
+      <w:lvlJc w:val="left"/>
+      <w:pPr>
+        <w:ind w:left="2875" w:hanging="360"/>
+      </w:pPr>
+      <w:rPr>
+        <w:rFonts w:ascii="Symbol" w:hAnsi="Symbol" w:hint="default"/>
+      </w:rPr>
+    </w:lvl>
+    <w:lvl w:ilvl="4" w:tplc="10090003" w:tentative="1">
+      <w:start w:val="1"/>
+      <w:numFmt w:val="bullet"/>
+      <w:lvlText w:val="o"/>
+      <w:lvlJc w:val="left"/>
+      <w:pPr>
+        <w:ind w:left="3595" w:hanging="360"/>
+      </w:pPr>
+      <w:rPr>
+        <w:rFonts w:ascii="Courier New" w:hAnsi="Courier New" w:cs="Courier New" w:hint="default"/>
+      </w:rPr>
+    </w:lvl>
+    <w:lvl w:ilvl="5" w:tplc="10090005" w:tentative="1">
+      <w:start w:val="1"/>
+      <w:numFmt w:val="bullet"/>
+      <w:lvlText w:val=""/>
+      <w:lvlJc w:val="left"/>
+      <w:pPr>
+        <w:ind w:left="4315" w:hanging="360"/>
+      </w:pPr>
+      <w:rPr>
+        <w:rFonts w:ascii="Wingdings" w:hAnsi="Wingdings" w:hint="default"/>
+      </w:rPr>
+    </w:lvl>
+    <w:lvl w:ilvl="6" w:tplc="10090001" w:tentative="1">
+      <w:start w:val="1"/>
+      <w:numFmt w:val="bullet"/>
+      <w:lvlText w:val=""/>
+      <w:lvlJc w:val="left"/>
+      <w:pPr>
+        <w:ind w:left="5035" w:hanging="360"/>
+      </w:pPr>
+      <w:rPr>
+        <w:rFonts w:ascii="Symbol" w:hAnsi="Symbol" w:hint="default"/>
+      </w:rPr>
+    </w:lvl>
+    <w:lvl w:ilvl="7" w:tplc="10090003" w:tentative="1">
+      <w:start w:val="1"/>
+      <w:numFmt w:val="bullet"/>
+      <w:lvlText w:val="o"/>
+      <w:lvlJc w:val="left"/>
+      <w:pPr>
+        <w:ind w:left="5755" w:hanging="360"/>
+      </w:pPr>
+      <w:rPr>
+        <w:rFonts w:ascii="Courier New" w:hAnsi="Courier New" w:cs="Courier New" w:hint="default"/>
+      </w:rPr>
+    </w:lvl>
+    <w:lvl w:ilvl="8" w:tplc="10090005" w:tentative="1">
+      <w:start w:val="1"/>
+      <w:numFmt w:val="bullet"/>
+      <w:lvlText w:val=""/>
+      <w:lvlJc w:val="left"/>
+      <w:pPr>
+        <w:ind w:left="6475" w:hanging="360"/>
+      </w:pPr>
+      <w:rPr>
+        <w:rFonts w:ascii="Wingdings" w:hAnsi="Wingdings" w:hint="default"/>
+      </w:rPr>
+    </w:lvl>
+  </w:abstractNum>
+  <w:abstractNum w:abstractNumId="7" w15:restartNumberingAfterBreak="0">
+    <w:nsid w:val="3F5C5AB7"/>
+    <w:multiLevelType w:val="hybridMultilevel"/>
+    <w:tmpl w:val="E7C648FA"/>
+    <w:lvl w:ilvl="0" w:tplc="D66A5D0A">
+      <w:start w:val="1"/>
+      <w:numFmt w:val="bullet"/>
+      <w:lvlText w:val="•"/>
+      <w:lvlJc w:val="right"/>
+      <w:pPr>
+        <w:ind w:left="370" w:hanging="360"/>
+      </w:pPr>
+      <w:rPr>
+        <w:rFonts w:ascii="Arial" w:eastAsia="Arial" w:hAnsi="Arial" w:hint="default"/>
+        <w:b w:val="0"/>
+        <w:i w:val="0"/>
+        <w:strike w:val="0"/>
+        <w:dstrike w:val="0"/>
+        <w:color w:val="000000"/>
+        <w:sz w:val="20"/>
+        <w:szCs w:val="20"/>
+        <w:u w:val="none" w:color="000000"/>
+        <w:vertAlign w:val="baseline"/>
+      </w:rPr>
+    </w:lvl>
+    <w:lvl w:ilvl="1" w:tplc="FFFFFFFF" w:tentative="1">
+      <w:start w:val="1"/>
+      <w:numFmt w:val="lowerLetter"/>
+      <w:lvlText w:val="%2."/>
+      <w:lvlJc w:val="left"/>
+      <w:pPr>
+        <w:ind w:left="1090" w:hanging="360"/>
+      </w:pPr>
+    </w:lvl>
+    <w:lvl w:ilvl="2" w:tplc="FFFFFFFF" w:tentative="1">
+      <w:start w:val="1"/>
+      <w:numFmt w:val="lowerRoman"/>
+      <w:lvlText w:val="%3."/>
+      <w:lvlJc w:val="right"/>
+      <w:pPr>
+        <w:ind w:left="1810" w:hanging="180"/>
+      </w:pPr>
+    </w:lvl>
+    <w:lvl w:ilvl="3" w:tplc="FFFFFFFF" w:tentative="1">
+      <w:start w:val="1"/>
+      <w:numFmt w:val="decimal"/>
+      <w:lvlText w:val="%4."/>
+      <w:lvlJc w:val="left"/>
+      <w:pPr>
+        <w:ind w:left="2530" w:hanging="360"/>
+      </w:pPr>
+    </w:lvl>
+    <w:lvl w:ilvl="4" w:tplc="FFFFFFFF" w:tentative="1">
+      <w:start w:val="1"/>
+      <w:numFmt w:val="lowerLetter"/>
+      <w:lvlText w:val="%5."/>
+      <w:lvlJc w:val="left"/>
+      <w:pPr>
+        <w:ind w:left="3250" w:hanging="360"/>
+      </w:pPr>
+    </w:lvl>
+    <w:lvl w:ilvl="5" w:tplc="FFFFFFFF" w:tentative="1">
+      <w:start w:val="1"/>
+      <w:numFmt w:val="lowerRoman"/>
+      <w:lvlText w:val="%6."/>
+      <w:lvlJc w:val="right"/>
+      <w:pPr>
+        <w:ind w:left="3970" w:hanging="180"/>
+      </w:pPr>
+    </w:lvl>
+    <w:lvl w:ilvl="6" w:tplc="FFFFFFFF" w:tentative="1">
+      <w:start w:val="1"/>
+      <w:numFmt w:val="decimal"/>
+      <w:lvlText w:val="%7."/>
+      <w:lvlJc w:val="left"/>
+      <w:pPr>
+        <w:ind w:left="4690" w:hanging="360"/>
+      </w:pPr>
+    </w:lvl>
+    <w:lvl w:ilvl="7" w:tplc="FFFFFFFF" w:tentative="1">
+      <w:start w:val="1"/>
+      <w:numFmt w:val="lowerLetter"/>
+      <w:lvlText w:val="%8."/>
+      <w:lvlJc w:val="left"/>
+      <w:pPr>
+        <w:ind w:left="5410" w:hanging="360"/>
+      </w:pPr>
+    </w:lvl>
+    <w:lvl w:ilvl="8" w:tplc="FFFFFFFF" w:tentative="1">
+      <w:start w:val="1"/>
+      <w:numFmt w:val="lowerRoman"/>
+      <w:lvlText w:val="%9."/>
+      <w:lvlJc w:val="right"/>
+      <w:pPr>
+        <w:ind w:left="6130" w:hanging="180"/>
+      </w:pPr>
+    </w:lvl>
+  </w:abstractNum>
+  <w:abstractNum w:abstractNumId="8" w15:restartNumberingAfterBreak="0">
+    <w:nsid w:val="4226701D"/>
+    <w:multiLevelType w:val="hybridMultilevel"/>
+    <w:tmpl w:val="C5F87188"/>
+    <w:lvl w:ilvl="0" w:tplc="D66A5D0A">
+      <w:start w:val="1"/>
+      <w:numFmt w:val="bullet"/>
+      <w:lvlText w:val="•"/>
+      <w:lvlJc w:val="right"/>
+      <w:pPr>
+        <w:ind w:left="370" w:hanging="360"/>
+      </w:pPr>
+      <w:rPr>
+        <w:rFonts w:ascii="Arial" w:eastAsia="Arial" w:hAnsi="Arial" w:hint="default"/>
+        <w:b w:val="0"/>
+        <w:i w:val="0"/>
+        <w:strike w:val="0"/>
+        <w:dstrike w:val="0"/>
+        <w:color w:val="000000"/>
+        <w:sz w:val="20"/>
+        <w:szCs w:val="20"/>
+        <w:u w:val="none" w:color="000000"/>
+        <w:vertAlign w:val="baseline"/>
+      </w:rPr>
+    </w:lvl>
+    <w:lvl w:ilvl="1" w:tplc="10090003" w:tentative="1">
+      <w:start w:val="1"/>
+      <w:numFmt w:val="bullet"/>
+      <w:lvlText w:val="o"/>
+      <w:lvlJc w:val="left"/>
+      <w:pPr>
+        <w:ind w:left="1090" w:hanging="360"/>
+      </w:pPr>
+      <w:rPr>
+        <w:rFonts w:ascii="Courier New" w:hAnsi="Courier New" w:cs="Courier New" w:hint="default"/>
+      </w:rPr>
+    </w:lvl>
+    <w:lvl w:ilvl="2" w:tplc="10090005" w:tentative="1">
+      <w:start w:val="1"/>
+      <w:numFmt w:val="bullet"/>
+      <w:lvlText w:val=""/>
+      <w:lvlJc w:val="left"/>
+      <w:pPr>
+        <w:ind w:left="1810" w:hanging="360"/>
+      </w:pPr>
+      <w:rPr>
+        <w:rFonts w:ascii="Wingdings" w:hAnsi="Wingdings" w:hint="default"/>
+      </w:rPr>
+    </w:lvl>
+    <w:lvl w:ilvl="3" w:tplc="10090001" w:tentative="1">
+      <w:start w:val="1"/>
+      <w:numFmt w:val="bullet"/>
+      <w:lvlText w:val=""/>
+      <w:lvlJc w:val="left"/>
+      <w:pPr>
+        <w:ind w:left="2530" w:hanging="360"/>
+      </w:pPr>
+      <w:rPr>
+        <w:rFonts w:ascii="Symbol" w:hAnsi="Symbol" w:hint="default"/>
+      </w:rPr>
+    </w:lvl>
+    <w:lvl w:ilvl="4" w:tplc="10090003" w:tentative="1">
+      <w:start w:val="1"/>
+      <w:numFmt w:val="bullet"/>
+      <w:lvlText w:val="o"/>
+      <w:lvlJc w:val="left"/>
+      <w:pPr>
+        <w:ind w:left="3250" w:hanging="360"/>
+      </w:pPr>
+      <w:rPr>
+        <w:rFonts w:ascii="Courier New" w:hAnsi="Courier New" w:cs="Courier New" w:hint="default"/>
+      </w:rPr>
+    </w:lvl>
+    <w:lvl w:ilvl="5" w:tplc="10090005" w:tentative="1">
+      <w:start w:val="1"/>
+      <w:numFmt w:val="bullet"/>
+      <w:lvlText w:val=""/>
+      <w:lvlJc w:val="left"/>
+      <w:pPr>
+        <w:ind w:left="3970" w:hanging="360"/>
+      </w:pPr>
+      <w:rPr>
+        <w:rFonts w:ascii="Wingdings" w:hAnsi="Wingdings" w:hint="default"/>
+      </w:rPr>
+    </w:lvl>
+    <w:lvl w:ilvl="6" w:tplc="10090001" w:tentative="1">
+      <w:start w:val="1"/>
+      <w:numFmt w:val="bullet"/>
+      <w:lvlText w:val=""/>
+      <w:lvlJc w:val="left"/>
+      <w:pPr>
+        <w:ind w:left="4690" w:hanging="360"/>
+      </w:pPr>
+      <w:rPr>
+        <w:rFonts w:ascii="Symbol" w:hAnsi="Symbol" w:hint="default"/>
+      </w:rPr>
+    </w:lvl>
+    <w:lvl w:ilvl="7" w:tplc="10090003" w:tentative="1">
+      <w:start w:val="1"/>
+      <w:numFmt w:val="bullet"/>
+      <w:lvlText w:val="o"/>
+      <w:lvlJc w:val="left"/>
+      <w:pPr>
+        <w:ind w:left="5410" w:hanging="360"/>
+      </w:pPr>
+      <w:rPr>
+        <w:rFonts w:ascii="Courier New" w:hAnsi="Courier New" w:cs="Courier New" w:hint="default"/>
+      </w:rPr>
+    </w:lvl>
+    <w:lvl w:ilvl="8" w:tplc="10090005" w:tentative="1">
+      <w:start w:val="1"/>
+      <w:numFmt w:val="bullet"/>
+      <w:lvlText w:val=""/>
+      <w:lvlJc w:val="left"/>
+      <w:pPr>
+        <w:ind w:left="6130" w:hanging="360"/>
+      </w:pPr>
+      <w:rPr>
+        <w:rFonts w:ascii="Wingdings" w:hAnsi="Wingdings" w:hint="default"/>
+      </w:rPr>
+    </w:lvl>
+  </w:abstractNum>
+  <w:abstractNum w:abstractNumId="9" w15:restartNumberingAfterBreak="0">
+    <w:nsid w:val="460B6758"/>
+    <w:multiLevelType w:val="hybridMultilevel"/>
+    <w:tmpl w:val="FE7C9B8C"/>
+    <w:lvl w:ilvl="0" w:tplc="403CB876">
+      <w:start w:val="1"/>
+      <w:numFmt w:val="decimal"/>
+      <w:lvlText w:val="%1."/>
+      <w:lvlJc w:val="left"/>
+      <w:pPr>
+        <w:ind w:left="370" w:hanging="360"/>
+      </w:pPr>
+      <w:rPr>
+        <w:rFonts w:hint="default"/>
+      </w:rPr>
+    </w:lvl>
+    <w:lvl w:ilvl="1" w:tplc="10090019" w:tentative="1">
+      <w:start w:val="1"/>
+      <w:numFmt w:val="lowerLetter"/>
+      <w:lvlText w:val="%2."/>
+      <w:lvlJc w:val="left"/>
+      <w:pPr>
+        <w:ind w:left="1090" w:hanging="360"/>
+      </w:pPr>
+    </w:lvl>
+    <w:lvl w:ilvl="2" w:tplc="1009001B" w:tentative="1">
+      <w:start w:val="1"/>
+      <w:numFmt w:val="lowerRoman"/>
+      <w:lvlText w:val="%3."/>
+      <w:lvlJc w:val="right"/>
+      <w:pPr>
+        <w:ind w:left="1810" w:hanging="180"/>
+      </w:pPr>
+    </w:lvl>
+    <w:lvl w:ilvl="3" w:tplc="1009000F" w:tentative="1">
+      <w:start w:val="1"/>
+      <w:numFmt w:val="decimal"/>
+      <w:lvlText w:val="%4."/>
+      <w:lvlJc w:val="left"/>
+      <w:pPr>
+        <w:ind w:left="2530" w:hanging="360"/>
+      </w:pPr>
+    </w:lvl>
+    <w:lvl w:ilvl="4" w:tplc="10090019" w:tentative="1">
+      <w:start w:val="1"/>
+      <w:numFmt w:val="lowerLetter"/>
+      <w:lvlText w:val="%5."/>
+      <w:lvlJc w:val="left"/>
+      <w:pPr>
+        <w:ind w:left="3250" w:hanging="360"/>
+      </w:pPr>
+    </w:lvl>
+    <w:lvl w:ilvl="5" w:tplc="1009001B" w:tentative="1">
+      <w:start w:val="1"/>
+      <w:numFmt w:val="lowerRoman"/>
+      <w:lvlText w:val="%6."/>
+      <w:lvlJc w:val="right"/>
+      <w:pPr>
+        <w:ind w:left="3970" w:hanging="180"/>
+      </w:pPr>
+    </w:lvl>
+    <w:lvl w:ilvl="6" w:tplc="1009000F" w:tentative="1">
+      <w:start w:val="1"/>
+      <w:numFmt w:val="decimal"/>
+      <w:lvlText w:val="%7."/>
+      <w:lvlJc w:val="left"/>
+      <w:pPr>
+        <w:ind w:left="4690" w:hanging="360"/>
+      </w:pPr>
+    </w:lvl>
+    <w:lvl w:ilvl="7" w:tplc="10090019" w:tentative="1">
+      <w:start w:val="1"/>
+      <w:numFmt w:val="lowerLetter"/>
+      <w:lvlText w:val="%8."/>
+      <w:lvlJc w:val="left"/>
+      <w:pPr>
+        <w:ind w:left="5410" w:hanging="360"/>
+      </w:pPr>
+    </w:lvl>
+    <w:lvl w:ilvl="8" w:tplc="1009001B" w:tentative="1">
+      <w:start w:val="1"/>
+      <w:numFmt w:val="lowerRoman"/>
+      <w:lvlText w:val="%9."/>
+      <w:lvlJc w:val="right"/>
+      <w:pPr>
+        <w:ind w:left="6130" w:hanging="180"/>
+      </w:pPr>
+    </w:lvl>
+  </w:abstractNum>
+  <w:abstractNum w:abstractNumId="10" w15:restartNumberingAfterBreak="0">
+    <w:nsid w:val="55F67CB9"/>
+    <w:multiLevelType w:val="hybridMultilevel"/>
+    <w:tmpl w:val="55287AAC"/>
+    <w:lvl w:ilvl="0" w:tplc="10090001">
+      <w:start w:val="1"/>
+      <w:numFmt w:val="bullet"/>
+      <w:lvlText w:val=""/>
+      <w:lvlJc w:val="left"/>
+      <w:pPr>
+        <w:ind w:left="355" w:hanging="360"/>
+      </w:pPr>
+      <w:rPr>
+        <w:rFonts w:ascii="Symbol" w:hAnsi="Symbol" w:hint="default"/>
+      </w:rPr>
+    </w:lvl>
+    <w:lvl w:ilvl="1" w:tplc="FFFFFFFF" w:tentative="1">
+      <w:start w:val="1"/>
+      <w:numFmt w:val="bullet"/>
+      <w:lvlText w:val="o"/>
+      <w:lvlJc w:val="left"/>
+      <w:pPr>
+        <w:ind w:left="1075" w:hanging="360"/>
+      </w:pPr>
+      <w:rPr>
+        <w:rFonts w:ascii="Courier New" w:hAnsi="Courier New" w:cs="Courier New" w:hint="default"/>
+      </w:rPr>
+    </w:lvl>
+    <w:lvl w:ilvl="2" w:tplc="FFFFFFFF" w:tentative="1">
+      <w:start w:val="1"/>
+      <w:numFmt w:val="bullet"/>
+      <w:lvlText w:val=""/>
+      <w:lvlJc w:val="left"/>
+      <w:pPr>
+        <w:ind w:left="1795" w:hanging="360"/>
+      </w:pPr>
+      <w:rPr>
+        <w:rFonts w:ascii="Wingdings" w:hAnsi="Wingdings" w:hint="default"/>
+      </w:rPr>
+    </w:lvl>
+    <w:lvl w:ilvl="3" w:tplc="FFFFFFFF" w:tentative="1">
+      <w:start w:val="1"/>
+      <w:numFmt w:val="bullet"/>
+      <w:lvlText w:val=""/>
+      <w:lvlJc w:val="left"/>
+      <w:pPr>
+        <w:ind w:left="2515" w:hanging="360"/>
+      </w:pPr>
+      <w:rPr>
+        <w:rFonts w:ascii="Symbol" w:hAnsi="Symbol" w:hint="default"/>
+      </w:rPr>
+    </w:lvl>
+    <w:lvl w:ilvl="4" w:tplc="FFFFFFFF" w:tentative="1">
+      <w:start w:val="1"/>
+      <w:numFmt w:val="bullet"/>
+      <w:lvlText w:val="o"/>
+      <w:lvlJc w:val="left"/>
+      <w:pPr>
+        <w:ind w:left="3235" w:hanging="360"/>
+      </w:pPr>
+      <w:rPr>
+        <w:rFonts w:ascii="Courier New" w:hAnsi="Courier New" w:cs="Courier New" w:hint="default"/>
+      </w:rPr>
+    </w:lvl>
+    <w:lvl w:ilvl="5" w:tplc="FFFFFFFF" w:tentative="1">
+      <w:start w:val="1"/>
+      <w:numFmt w:val="bullet"/>
+      <w:lvlText w:val=""/>
+      <w:lvlJc w:val="left"/>
+      <w:pPr>
+        <w:ind w:left="3955" w:hanging="360"/>
+      </w:pPr>
+      <w:rPr>
+        <w:rFonts w:ascii="Wingdings" w:hAnsi="Wingdings" w:hint="default"/>
+      </w:rPr>
+    </w:lvl>
+    <w:lvl w:ilvl="6" w:tplc="FFFFFFFF" w:tentative="1">
+      <w:start w:val="1"/>
+      <w:numFmt w:val="bullet"/>
+      <w:lvlText w:val=""/>
+      <w:lvlJc w:val="left"/>
+      <w:pPr>
+        <w:ind w:left="4675" w:hanging="360"/>
+      </w:pPr>
+      <w:rPr>
+        <w:rFonts w:ascii="Symbol" w:hAnsi="Symbol" w:hint="default"/>
+      </w:rPr>
+    </w:lvl>
+    <w:lvl w:ilvl="7" w:tplc="FFFFFFFF" w:tentative="1">
+      <w:start w:val="1"/>
+      <w:numFmt w:val="bullet"/>
+      <w:lvlText w:val="o"/>
+      <w:lvlJc w:val="left"/>
+      <w:pPr>
+        <w:ind w:left="5395" w:hanging="360"/>
+      </w:pPr>
+      <w:rPr>
+        <w:rFonts w:ascii="Courier New" w:hAnsi="Courier New" w:cs="Courier New" w:hint="default"/>
+      </w:rPr>
+    </w:lvl>
+    <w:lvl w:ilvl="8" w:tplc="FFFFFFFF" w:tentative="1">
+      <w:start w:val="1"/>
+      <w:numFmt w:val="bullet"/>
+      <w:lvlText w:val=""/>
+      <w:lvlJc w:val="left"/>
+      <w:pPr>
+        <w:ind w:left="6115" w:hanging="360"/>
+      </w:pPr>
+      <w:rPr>
+        <w:rFonts w:ascii="Wingdings" w:hAnsi="Wingdings" w:hint="default"/>
+      </w:rPr>
+    </w:lvl>
+  </w:abstractNum>
+  <w:abstractNum w:abstractNumId="11" w15:restartNumberingAfterBreak="0">
+    <w:nsid w:val="5D4E3BCC"/>
+    <w:multiLevelType w:val="hybridMultilevel"/>
+    <w:tmpl w:val="2D2A1ADE"/>
+    <w:lvl w:ilvl="0" w:tplc="15C2069E">
+      <w:numFmt w:val="bullet"/>
+      <w:lvlText w:val="-"/>
+      <w:lvlJc w:val="left"/>
+      <w:pPr>
+        <w:ind w:left="355" w:hanging="360"/>
+      </w:pPr>
+      <w:rPr>
+        <w:rFonts w:ascii="Cambria" w:eastAsia="Cambria" w:hAnsi="Cambria" w:cs="Cambria" w:hint="default"/>
+      </w:rPr>
+    </w:lvl>
+    <w:lvl w:ilvl="1" w:tplc="10090003" w:tentative="1">
+      <w:start w:val="1"/>
+      <w:numFmt w:val="bullet"/>
+      <w:lvlText w:val="o"/>
+      <w:lvlJc w:val="left"/>
+      <w:pPr>
+        <w:ind w:left="1075" w:hanging="360"/>
+      </w:pPr>
+      <w:rPr>
+        <w:rFonts w:ascii="Courier New" w:hAnsi="Courier New" w:cs="Courier New" w:hint="default"/>
+      </w:rPr>
+    </w:lvl>
+    <w:lvl w:ilvl="2" w:tplc="10090005" w:tentative="1">
+      <w:start w:val="1"/>
+      <w:numFmt w:val="bullet"/>
+      <w:lvlText w:val=""/>
+      <w:lvlJc w:val="left"/>
+      <w:pPr>
+        <w:ind w:left="1795" w:hanging="360"/>
+      </w:pPr>
+      <w:rPr>
+        <w:rFonts w:ascii="Wingdings" w:hAnsi="Wingdings" w:hint="default"/>
+      </w:rPr>
+    </w:lvl>
+    <w:lvl w:ilvl="3" w:tplc="10090001" w:tentative="1">
+      <w:start w:val="1"/>
+      <w:numFmt w:val="bullet"/>
+      <w:lvlText w:val=""/>
+      <w:lvlJc w:val="left"/>
+      <w:pPr>
+        <w:ind w:left="2515" w:hanging="360"/>
+      </w:pPr>
+      <w:rPr>
+        <w:rFonts w:ascii="Symbol" w:hAnsi="Symbol" w:hint="default"/>
+      </w:rPr>
+    </w:lvl>
+    <w:lvl w:ilvl="4" w:tplc="10090003" w:tentative="1">
+      <w:start w:val="1"/>
+      <w:numFmt w:val="bullet"/>
+      <w:lvlText w:val="o"/>
+      <w:lvlJc w:val="left"/>
+      <w:pPr>
+        <w:ind w:left="3235" w:hanging="360"/>
+      </w:pPr>
+      <w:rPr>
+        <w:rFonts w:ascii="Courier New" w:hAnsi="Courier New" w:cs="Courier New" w:hint="default"/>
+      </w:rPr>
+    </w:lvl>
+    <w:lvl w:ilvl="5" w:tplc="10090005" w:tentative="1">
+      <w:start w:val="1"/>
+      <w:numFmt w:val="bullet"/>
+      <w:lvlText w:val=""/>
+      <w:lvlJc w:val="left"/>
+      <w:pPr>
+        <w:ind w:left="3955" w:hanging="360"/>
+      </w:pPr>
+      <w:rPr>
+        <w:rFonts w:ascii="Wingdings" w:hAnsi="Wingdings" w:hint="default"/>
+      </w:rPr>
+    </w:lvl>
+    <w:lvl w:ilvl="6" w:tplc="10090001" w:tentative="1">
+      <w:start w:val="1"/>
+      <w:numFmt w:val="bullet"/>
+      <w:lvlText w:val=""/>
+      <w:lvlJc w:val="left"/>
+      <w:pPr>
+        <w:ind w:left="4675" w:hanging="360"/>
+      </w:pPr>
+      <w:rPr>
+        <w:rFonts w:ascii="Symbol" w:hAnsi="Symbol" w:hint="default"/>
+      </w:rPr>
+    </w:lvl>
+    <w:lvl w:ilvl="7" w:tplc="10090003" w:tentative="1">
+      <w:start w:val="1"/>
+      <w:numFmt w:val="bullet"/>
+      <w:lvlText w:val="o"/>
+      <w:lvlJc w:val="left"/>
+      <w:pPr>
+        <w:ind w:left="5395" w:hanging="360"/>
+      </w:pPr>
+      <w:rPr>
+        <w:rFonts w:ascii="Courier New" w:hAnsi="Courier New" w:cs="Courier New" w:hint="default"/>
+      </w:rPr>
+    </w:lvl>
+    <w:lvl w:ilvl="8" w:tplc="10090005" w:tentative="1">
+      <w:start w:val="1"/>
+      <w:numFmt w:val="bullet"/>
+      <w:lvlText w:val=""/>
+      <w:lvlJc w:val="left"/>
+      <w:pPr>
+        <w:ind w:left="6115" w:hanging="360"/>
+      </w:pPr>
+      <w:rPr>
+        <w:rFonts w:ascii="Wingdings" w:hAnsi="Wingdings" w:hint="default"/>
+      </w:rPr>
+    </w:lvl>
+  </w:abstractNum>
+  <w:abstractNum w:abstractNumId="12" w15:restartNumberingAfterBreak="0">
+    <w:nsid w:val="75503D47"/>
+    <w:multiLevelType w:val="hybridMultilevel"/>
+    <w:tmpl w:val="36B42634"/>
+    <w:lvl w:ilvl="0" w:tplc="10090001">
+      <w:start w:val="1"/>
+      <w:numFmt w:val="bullet"/>
+      <w:lvlText w:val=""/>
+      <w:lvlJc w:val="left"/>
+      <w:pPr>
+        <w:ind w:left="715" w:hanging="360"/>
+      </w:pPr>
+      <w:rPr>
+        <w:rFonts w:ascii="Symbol" w:hAnsi="Symbol" w:hint="default"/>
+      </w:rPr>
+    </w:lvl>
+    <w:lvl w:ilvl="1" w:tplc="10090003" w:tentative="1">
+      <w:start w:val="1"/>
+      <w:numFmt w:val="bullet"/>
+      <w:lvlText w:val="o"/>
+      <w:lvlJc w:val="left"/>
+      <w:pPr>
+        <w:ind w:left="1435" w:hanging="360"/>
+      </w:pPr>
+      <w:rPr>
+        <w:rFonts w:ascii="Courier New" w:hAnsi="Courier New" w:cs="Courier New" w:hint="default"/>
+      </w:rPr>
+    </w:lvl>
+    <w:lvl w:ilvl="2" w:tplc="10090005" w:tentative="1">
+      <w:start w:val="1"/>
+      <w:numFmt w:val="bullet"/>
+      <w:lvlText w:val=""/>
+      <w:lvlJc w:val="left"/>
+      <w:pPr>
+        <w:ind w:left="2155" w:hanging="360"/>
+      </w:pPr>
+      <w:rPr>
+        <w:rFonts w:ascii="Wingdings" w:hAnsi="Wingdings" w:hint="default"/>
+      </w:rPr>
+    </w:lvl>
+    <w:lvl w:ilvl="3" w:tplc="10090001" w:tentative="1">
+      <w:start w:val="1"/>
+      <w:numFmt w:val="bullet"/>
+      <w:lvlText w:val=""/>
+      <w:lvlJc w:val="left"/>
+      <w:pPr>
+        <w:ind w:left="2875" w:hanging="360"/>
+      </w:pPr>
+      <w:rPr>
+        <w:rFonts w:ascii="Symbol" w:hAnsi="Symbol" w:hint="default"/>
+      </w:rPr>
+    </w:lvl>
+    <w:lvl w:ilvl="4" w:tplc="10090003" w:tentative="1">
+      <w:start w:val="1"/>
+      <w:numFmt w:val="bullet"/>
+      <w:lvlText w:val="o"/>
+      <w:lvlJc w:val="left"/>
+      <w:pPr>
+        <w:ind w:left="3595" w:hanging="360"/>
+      </w:pPr>
+      <w:rPr>
+        <w:rFonts w:ascii="Courier New" w:hAnsi="Courier New" w:cs="Courier New" w:hint="default"/>
+      </w:rPr>
+    </w:lvl>
+    <w:lvl w:ilvl="5" w:tplc="10090005" w:tentative="1">
+      <w:start w:val="1"/>
+      <w:numFmt w:val="bullet"/>
+      <w:lvlText w:val=""/>
+      <w:lvlJc w:val="left"/>
+      <w:pPr>
+        <w:ind w:left="4315" w:hanging="360"/>
+      </w:pPr>
+      <w:rPr>
+        <w:rFonts w:ascii="Wingdings" w:hAnsi="Wingdings" w:hint="default"/>
+      </w:rPr>
+    </w:lvl>
+    <w:lvl w:ilvl="6" w:tplc="10090001" w:tentative="1">
+      <w:start w:val="1"/>
+      <w:numFmt w:val="bullet"/>
+      <w:lvlText w:val=""/>
+      <w:lvlJc w:val="left"/>
+      <w:pPr>
+        <w:ind w:left="5035" w:hanging="360"/>
+      </w:pPr>
+      <w:rPr>
+        <w:rFonts w:ascii="Symbol" w:hAnsi="Symbol" w:hint="default"/>
+      </w:rPr>
+    </w:lvl>
+    <w:lvl w:ilvl="7" w:tplc="10090003" w:tentative="1">
+      <w:start w:val="1"/>
+      <w:numFmt w:val="bullet"/>
+      <w:lvlText w:val="o"/>
+      <w:lvlJc w:val="left"/>
+      <w:pPr>
+        <w:ind w:left="5755" w:hanging="360"/>
+      </w:pPr>
+      <w:rPr>
+        <w:rFonts w:ascii="Courier New" w:hAnsi="Courier New" w:cs="Courier New" w:hint="default"/>
+      </w:rPr>
+    </w:lvl>
+    <w:lvl w:ilvl="8" w:tplc="10090005" w:tentative="1">
+      <w:start w:val="1"/>
+      <w:numFmt w:val="bullet"/>
+      <w:lvlText w:val=""/>
+      <w:lvlJc w:val="left"/>
+      <w:pPr>
+        <w:ind w:left="6475" w:hanging="360"/>
+      </w:pPr>
+      <w:rPr>
+        <w:rFonts w:ascii="Wingdings" w:hAnsi="Wingdings" w:hint="default"/>
+      </w:rPr>
+    </w:lvl>
+  </w:abstractNum>
+  <w:abstractNum w:abstractNumId="13" w15:restartNumberingAfterBreak="0">
     <w:nsid w:val="75EB11E6"/>
     <w:multiLevelType w:val="hybridMultilevel"/>
     <w:tmpl w:val="AFD063F4"/>
@@ -2292,17 +3080,405 @@
       </w:rPr>
     </w:lvl>
   </w:abstractNum>
+  <w:abstractNum w:abstractNumId="14" w15:restartNumberingAfterBreak="0">
+    <w:nsid w:val="795921B0"/>
+    <w:multiLevelType w:val="hybridMultilevel"/>
+    <w:tmpl w:val="4078B8E8"/>
+    <w:lvl w:ilvl="0" w:tplc="9FCAAF9A">
+      <w:start w:val="1"/>
+      <w:numFmt w:val="bullet"/>
+      <w:lvlText w:val="•"/>
+      <w:lvlJc w:val="left"/>
+      <w:pPr>
+        <w:ind w:left="355" w:hanging="360"/>
+      </w:pPr>
+      <w:rPr>
+        <w:rFonts w:ascii="Arial" w:eastAsia="Arial" w:hAnsi="Arial" w:cs="Arial" w:hint="default"/>
+        <w:b w:val="0"/>
+        <w:i w:val="0"/>
+        <w:strike w:val="0"/>
+        <w:dstrike w:val="0"/>
+        <w:color w:val="000000"/>
+        <w:sz w:val="20"/>
+        <w:szCs w:val="20"/>
+        <w:u w:val="none" w:color="000000"/>
+        <w:bdr w:val="none" w:sz="0" w:space="0" w:color="auto"/>
+        <w:shd w:val="clear" w:color="auto" w:fill="auto"/>
+        <w:vertAlign w:val="baseline"/>
+      </w:rPr>
+    </w:lvl>
+    <w:lvl w:ilvl="1" w:tplc="FFFFFFFF" w:tentative="1">
+      <w:start w:val="1"/>
+      <w:numFmt w:val="bullet"/>
+      <w:lvlText w:val="o"/>
+      <w:lvlJc w:val="left"/>
+      <w:pPr>
+        <w:ind w:left="1075" w:hanging="360"/>
+      </w:pPr>
+      <w:rPr>
+        <w:rFonts w:ascii="Courier New" w:hAnsi="Courier New" w:cs="Courier New" w:hint="default"/>
+      </w:rPr>
+    </w:lvl>
+    <w:lvl w:ilvl="2" w:tplc="FFFFFFFF" w:tentative="1">
+      <w:start w:val="1"/>
+      <w:numFmt w:val="bullet"/>
+      <w:lvlText w:val=""/>
+      <w:lvlJc w:val="left"/>
+      <w:pPr>
+        <w:ind w:left="1795" w:hanging="360"/>
+      </w:pPr>
+      <w:rPr>
+        <w:rFonts w:ascii="Wingdings" w:hAnsi="Wingdings" w:hint="default"/>
+      </w:rPr>
+    </w:lvl>
+    <w:lvl w:ilvl="3" w:tplc="FFFFFFFF" w:tentative="1">
+      <w:start w:val="1"/>
+      <w:numFmt w:val="bullet"/>
+      <w:lvlText w:val=""/>
+      <w:lvlJc w:val="left"/>
+      <w:pPr>
+        <w:ind w:left="2515" w:hanging="360"/>
+      </w:pPr>
+      <w:rPr>
+        <w:rFonts w:ascii="Symbol" w:hAnsi="Symbol" w:hint="default"/>
+      </w:rPr>
+    </w:lvl>
+    <w:lvl w:ilvl="4" w:tplc="FFFFFFFF" w:tentative="1">
+      <w:start w:val="1"/>
+      <w:numFmt w:val="bullet"/>
+      <w:lvlText w:val="o"/>
+      <w:lvlJc w:val="left"/>
+      <w:pPr>
+        <w:ind w:left="3235" w:hanging="360"/>
+      </w:pPr>
+      <w:rPr>
+        <w:rFonts w:ascii="Courier New" w:hAnsi="Courier New" w:cs="Courier New" w:hint="default"/>
+      </w:rPr>
+    </w:lvl>
+    <w:lvl w:ilvl="5" w:tplc="FFFFFFFF" w:tentative="1">
+      <w:start w:val="1"/>
+      <w:numFmt w:val="bullet"/>
+      <w:lvlText w:val=""/>
+      <w:lvlJc w:val="left"/>
+      <w:pPr>
+        <w:ind w:left="3955" w:hanging="360"/>
+      </w:pPr>
+      <w:rPr>
+        <w:rFonts w:ascii="Wingdings" w:hAnsi="Wingdings" w:hint="default"/>
+      </w:rPr>
+    </w:lvl>
+    <w:lvl w:ilvl="6" w:tplc="FFFFFFFF" w:tentative="1">
+      <w:start w:val="1"/>
+      <w:numFmt w:val="bullet"/>
+      <w:lvlText w:val=""/>
+      <w:lvlJc w:val="left"/>
+      <w:pPr>
+        <w:ind w:left="4675" w:hanging="360"/>
+      </w:pPr>
+      <w:rPr>
+        <w:rFonts w:ascii="Symbol" w:hAnsi="Symbol" w:hint="default"/>
+      </w:rPr>
+    </w:lvl>
+    <w:lvl w:ilvl="7" w:tplc="FFFFFFFF" w:tentative="1">
+      <w:start w:val="1"/>
+      <w:numFmt w:val="bullet"/>
+      <w:lvlText w:val="o"/>
+      <w:lvlJc w:val="left"/>
+      <w:pPr>
+        <w:ind w:left="5395" w:hanging="360"/>
+      </w:pPr>
+      <w:rPr>
+        <w:rFonts w:ascii="Courier New" w:hAnsi="Courier New" w:cs="Courier New" w:hint="default"/>
+      </w:rPr>
+    </w:lvl>
+    <w:lvl w:ilvl="8" w:tplc="FFFFFFFF" w:tentative="1">
+      <w:start w:val="1"/>
+      <w:numFmt w:val="bullet"/>
+      <w:lvlText w:val=""/>
+      <w:lvlJc w:val="left"/>
+      <w:pPr>
+        <w:ind w:left="6115" w:hanging="360"/>
+      </w:pPr>
+      <w:rPr>
+        <w:rFonts w:ascii="Wingdings" w:hAnsi="Wingdings" w:hint="default"/>
+      </w:rPr>
+    </w:lvl>
+  </w:abstractNum>
+  <w:abstractNum w:abstractNumId="15" w15:restartNumberingAfterBreak="0">
+    <w:nsid w:val="79BC7201"/>
+    <w:multiLevelType w:val="hybridMultilevel"/>
+    <w:tmpl w:val="70D889EC"/>
+    <w:lvl w:ilvl="0" w:tplc="8BF264B8">
+      <w:numFmt w:val="bullet"/>
+      <w:lvlText w:val=""/>
+      <w:lvlJc w:val="left"/>
+      <w:pPr>
+        <w:ind w:left="355" w:hanging="360"/>
+      </w:pPr>
+      <w:rPr>
+        <w:rFonts w:ascii="Cambria" w:eastAsia="Cambria" w:hAnsi="Cambria" w:cs="Cambria" w:hint="default"/>
+      </w:rPr>
+    </w:lvl>
+    <w:lvl w:ilvl="1" w:tplc="10090003" w:tentative="1">
+      <w:start w:val="1"/>
+      <w:numFmt w:val="bullet"/>
+      <w:lvlText w:val="o"/>
+      <w:lvlJc w:val="left"/>
+      <w:pPr>
+        <w:ind w:left="1075" w:hanging="360"/>
+      </w:pPr>
+      <w:rPr>
+        <w:rFonts w:ascii="Courier New" w:hAnsi="Courier New" w:cs="Courier New" w:hint="default"/>
+      </w:rPr>
+    </w:lvl>
+    <w:lvl w:ilvl="2" w:tplc="10090005" w:tentative="1">
+      <w:start w:val="1"/>
+      <w:numFmt w:val="bullet"/>
+      <w:lvlText w:val=""/>
+      <w:lvlJc w:val="left"/>
+      <w:pPr>
+        <w:ind w:left="1795" w:hanging="360"/>
+      </w:pPr>
+      <w:rPr>
+        <w:rFonts w:ascii="Wingdings" w:hAnsi="Wingdings" w:hint="default"/>
+      </w:rPr>
+    </w:lvl>
+    <w:lvl w:ilvl="3" w:tplc="10090001" w:tentative="1">
+      <w:start w:val="1"/>
+      <w:numFmt w:val="bullet"/>
+      <w:lvlText w:val=""/>
+      <w:lvlJc w:val="left"/>
+      <w:pPr>
+        <w:ind w:left="2515" w:hanging="360"/>
+      </w:pPr>
+      <w:rPr>
+        <w:rFonts w:ascii="Symbol" w:hAnsi="Symbol" w:hint="default"/>
+      </w:rPr>
+    </w:lvl>
+    <w:lvl w:ilvl="4" w:tplc="10090003" w:tentative="1">
+      <w:start w:val="1"/>
+      <w:numFmt w:val="bullet"/>
+      <w:lvlText w:val="o"/>
+      <w:lvlJc w:val="left"/>
+      <w:pPr>
+        <w:ind w:left="3235" w:hanging="360"/>
+      </w:pPr>
+      <w:rPr>
+        <w:rFonts w:ascii="Courier New" w:hAnsi="Courier New" w:cs="Courier New" w:hint="default"/>
+      </w:rPr>
+    </w:lvl>
+    <w:lvl w:ilvl="5" w:tplc="10090005" w:tentative="1">
+      <w:start w:val="1"/>
+      <w:numFmt w:val="bullet"/>
+      <w:lvlText w:val=""/>
+      <w:lvlJc w:val="left"/>
+      <w:pPr>
+        <w:ind w:left="3955" w:hanging="360"/>
+      </w:pPr>
+      <w:rPr>
+        <w:rFonts w:ascii="Wingdings" w:hAnsi="Wingdings" w:hint="default"/>
+      </w:rPr>
+    </w:lvl>
+    <w:lvl w:ilvl="6" w:tplc="10090001" w:tentative="1">
+      <w:start w:val="1"/>
+      <w:numFmt w:val="bullet"/>
+      <w:lvlText w:val=""/>
+      <w:lvlJc w:val="left"/>
+      <w:pPr>
+        <w:ind w:left="4675" w:hanging="360"/>
+      </w:pPr>
+      <w:rPr>
+        <w:rFonts w:ascii="Symbol" w:hAnsi="Symbol" w:hint="default"/>
+      </w:rPr>
+    </w:lvl>
+    <w:lvl w:ilvl="7" w:tplc="10090003" w:tentative="1">
+      <w:start w:val="1"/>
+      <w:numFmt w:val="bullet"/>
+      <w:lvlText w:val="o"/>
+      <w:lvlJc w:val="left"/>
+      <w:pPr>
+        <w:ind w:left="5395" w:hanging="360"/>
+      </w:pPr>
+      <w:rPr>
+        <w:rFonts w:ascii="Courier New" w:hAnsi="Courier New" w:cs="Courier New" w:hint="default"/>
+      </w:rPr>
+    </w:lvl>
+    <w:lvl w:ilvl="8" w:tplc="10090005" w:tentative="1">
+      <w:start w:val="1"/>
+      <w:numFmt w:val="bullet"/>
+      <w:lvlText w:val=""/>
+      <w:lvlJc w:val="left"/>
+      <w:pPr>
+        <w:ind w:left="6115" w:hanging="360"/>
+      </w:pPr>
+      <w:rPr>
+        <w:rFonts w:ascii="Wingdings" w:hAnsi="Wingdings" w:hint="default"/>
+      </w:rPr>
+    </w:lvl>
+  </w:abstractNum>
+  <w:abstractNum w:abstractNumId="16" w15:restartNumberingAfterBreak="0">
+    <w:nsid w:val="79DB27E3"/>
+    <w:multiLevelType w:val="hybridMultilevel"/>
+    <w:tmpl w:val="B9324C6C"/>
+    <w:lvl w:ilvl="0" w:tplc="10090001">
+      <w:start w:val="1"/>
+      <w:numFmt w:val="bullet"/>
+      <w:lvlText w:val=""/>
+      <w:lvlJc w:val="left"/>
+      <w:pPr>
+        <w:ind w:left="715" w:hanging="360"/>
+      </w:pPr>
+      <w:rPr>
+        <w:rFonts w:ascii="Symbol" w:hAnsi="Symbol" w:hint="default"/>
+      </w:rPr>
+    </w:lvl>
+    <w:lvl w:ilvl="1" w:tplc="10090003" w:tentative="1">
+      <w:start w:val="1"/>
+      <w:numFmt w:val="bullet"/>
+      <w:lvlText w:val="o"/>
+      <w:lvlJc w:val="left"/>
+      <w:pPr>
+        <w:ind w:left="1435" w:hanging="360"/>
+      </w:pPr>
+      <w:rPr>
+        <w:rFonts w:ascii="Courier New" w:hAnsi="Courier New" w:cs="Courier New" w:hint="default"/>
+      </w:rPr>
+    </w:lvl>
+    <w:lvl w:ilvl="2" w:tplc="10090005" w:tentative="1">
+      <w:start w:val="1"/>
+      <w:numFmt w:val="bullet"/>
+      <w:lvlText w:val=""/>
+      <w:lvlJc w:val="left"/>
+      <w:pPr>
+        <w:ind w:left="2155" w:hanging="360"/>
+      </w:pPr>
+      <w:rPr>
+        <w:rFonts w:ascii="Wingdings" w:hAnsi="Wingdings" w:hint="default"/>
+      </w:rPr>
+    </w:lvl>
+    <w:lvl w:ilvl="3" w:tplc="10090001" w:tentative="1">
+      <w:start w:val="1"/>
+      <w:numFmt w:val="bullet"/>
+      <w:lvlText w:val=""/>
+      <w:lvlJc w:val="left"/>
+      <w:pPr>
+        <w:ind w:left="2875" w:hanging="360"/>
+      </w:pPr>
+      <w:rPr>
+        <w:rFonts w:ascii="Symbol" w:hAnsi="Symbol" w:hint="default"/>
+      </w:rPr>
+    </w:lvl>
+    <w:lvl w:ilvl="4" w:tplc="10090003" w:tentative="1">
+      <w:start w:val="1"/>
+      <w:numFmt w:val="bullet"/>
+      <w:lvlText w:val="o"/>
+      <w:lvlJc w:val="left"/>
+      <w:pPr>
+        <w:ind w:left="3595" w:hanging="360"/>
+      </w:pPr>
+      <w:rPr>
+        <w:rFonts w:ascii="Courier New" w:hAnsi="Courier New" w:cs="Courier New" w:hint="default"/>
+      </w:rPr>
+    </w:lvl>
+    <w:lvl w:ilvl="5" w:tplc="10090005" w:tentative="1">
+      <w:start w:val="1"/>
+      <w:numFmt w:val="bullet"/>
+      <w:lvlText w:val=""/>
+      <w:lvlJc w:val="left"/>
+      <w:pPr>
+        <w:ind w:left="4315" w:hanging="360"/>
+      </w:pPr>
+      <w:rPr>
+        <w:rFonts w:ascii="Wingdings" w:hAnsi="Wingdings" w:hint="default"/>
+      </w:rPr>
+    </w:lvl>
+    <w:lvl w:ilvl="6" w:tplc="10090001" w:tentative="1">
+      <w:start w:val="1"/>
+      <w:numFmt w:val="bullet"/>
+      <w:lvlText w:val=""/>
+      <w:lvlJc w:val="left"/>
+      <w:pPr>
+        <w:ind w:left="5035" w:hanging="360"/>
+      </w:pPr>
+      <w:rPr>
+        <w:rFonts w:ascii="Symbol" w:hAnsi="Symbol" w:hint="default"/>
+      </w:rPr>
+    </w:lvl>
+    <w:lvl w:ilvl="7" w:tplc="10090003" w:tentative="1">
+      <w:start w:val="1"/>
+      <w:numFmt w:val="bullet"/>
+      <w:lvlText w:val="o"/>
+      <w:lvlJc w:val="left"/>
+      <w:pPr>
+        <w:ind w:left="5755" w:hanging="360"/>
+      </w:pPr>
+      <w:rPr>
+        <w:rFonts w:ascii="Courier New" w:hAnsi="Courier New" w:cs="Courier New" w:hint="default"/>
+      </w:rPr>
+    </w:lvl>
+    <w:lvl w:ilvl="8" w:tplc="10090005" w:tentative="1">
+      <w:start w:val="1"/>
+      <w:numFmt w:val="bullet"/>
+      <w:lvlText w:val=""/>
+      <w:lvlJc w:val="left"/>
+      <w:pPr>
+        <w:ind w:left="6475" w:hanging="360"/>
+      </w:pPr>
+      <w:rPr>
+        <w:rFonts w:ascii="Wingdings" w:hAnsi="Wingdings" w:hint="default"/>
+      </w:rPr>
+    </w:lvl>
+  </w:abstractNum>
   <w:num w:numId="1" w16cid:durableId="1949116470">
-    <w:abstractNumId w:val="2"/>
+    <w:abstractNumId w:val="5"/>
   </w:num>
   <w:num w:numId="2" w16cid:durableId="1485851061">
-    <w:abstractNumId w:val="3"/>
+    <w:abstractNumId w:val="13"/>
   </w:num>
   <w:num w:numId="3" w16cid:durableId="101728220">
-    <w:abstractNumId w:val="1"/>
+    <w:abstractNumId w:val="2"/>
   </w:num>
   <w:num w:numId="4" w16cid:durableId="223637271">
     <w:abstractNumId w:val="0"/>
+  </w:num>
+  <w:num w:numId="5" w16cid:durableId="744645092">
+    <w:abstractNumId w:val="6"/>
+  </w:num>
+  <w:num w:numId="6" w16cid:durableId="1223638503">
+    <w:abstractNumId w:val="11"/>
+  </w:num>
+  <w:num w:numId="7" w16cid:durableId="609706998">
+    <w:abstractNumId w:val="10"/>
+  </w:num>
+  <w:num w:numId="8" w16cid:durableId="1247307332">
+    <w:abstractNumId w:val="16"/>
+  </w:num>
+  <w:num w:numId="9" w16cid:durableId="1896887539">
+    <w:abstractNumId w:val="4"/>
+  </w:num>
+  <w:num w:numId="10" w16cid:durableId="2098287247">
+    <w:abstractNumId w:val="12"/>
+  </w:num>
+  <w:num w:numId="11" w16cid:durableId="321008951">
+    <w:abstractNumId w:val="15"/>
+  </w:num>
+  <w:num w:numId="12" w16cid:durableId="1655377700">
+    <w:abstractNumId w:val="1"/>
+  </w:num>
+  <w:num w:numId="13" w16cid:durableId="130368700">
+    <w:abstractNumId w:val="14"/>
+  </w:num>
+  <w:num w:numId="14" w16cid:durableId="522397960">
+    <w:abstractNumId w:val="3"/>
+  </w:num>
+  <w:num w:numId="15" w16cid:durableId="2034840828">
+    <w:abstractNumId w:val="7"/>
+  </w:num>
+  <w:num w:numId="16" w16cid:durableId="1306819349">
+    <w:abstractNumId w:val="9"/>
+  </w:num>
+  <w:num w:numId="17" w16cid:durableId="1167136660">
+    <w:abstractNumId w:val="8"/>
   </w:num>
 </w:numbering>
 </file>
